--- a/public/doc/emr/print_ranap_dewasa_dokter.docx
+++ b/public/doc/emr/print_ranap_dewasa_dokter.docx
@@ -1,6 +1,6 @@
 
 <file path=word/document.xml><?xml version="1.0" encoding="utf-8"?>
-<w:document xmlns:wpc="http://schemas.microsoft.com/office/word/2010/wordprocessingCanvas" xmlns:cx="http://schemas.microsoft.com/office/drawing/2014/chartex" xmlns:cx1="http://schemas.microsoft.com/office/drawing/2015/9/8/chartex" xmlns:cx2="http://schemas.microsoft.com/office/drawing/2015/10/21/chartex" xmlns:cx3="http://schemas.microsoft.com/office/drawing/2016/5/9/chartex" xmlns:cx4="http://schemas.microsoft.com/office/drawing/2016/5/10/chartex" xmlns:cx5="http://schemas.microsoft.com/office/drawing/2016/5/11/chartex" xmlns:cx6="http://schemas.microsoft.com/office/drawing/2016/5/12/chartex" xmlns:cx7="http://schemas.microsoft.com/office/drawing/2016/5/13/chartex" xmlns:cx8="http://schemas.microsoft.com/office/drawing/2016/5/14/chartex" xmlns:mc="http://schemas.openxmlformats.org/markup-compatibility/2006" xmlns:aink="http://schemas.microsoft.com/office/drawing/2016/ink" xmlns:am3d="http://schemas.microsoft.com/office/drawing/2017/model3d" xmlns:o="urn:schemas-microsoft-com:office:office" xmlns:oel="http://schemas.microsoft.com/office/2019/extlst" xmlns:r="http://schemas.openxmlformats.org/officeDocument/2006/relationships" xmlns:m="http://schemas.openxmlformats.org/officeDocument/2006/math" xmlns:v="urn:schemas-microsoft-com:vml" xmlns:wp14="http://schemas.microsoft.com/office/word/2010/wordprocessingDrawing" xmlns:wp="http://schemas.openxmlformats.org/drawingml/2006/wordprocessingDrawing" xmlns:w10="urn:schemas-microsoft-com:office:word" xmlns:w="http://schemas.openxmlformats.org/wordprocessingml/2006/main" xmlns:w14="http://schemas.microsoft.com/office/word/2010/wordml" xmlns:w15="http://schemas.microsoft.com/office/word/2012/wordml" xmlns:w16cex="http://schemas.microsoft.com/office/word/2018/wordml/cex" xmlns:w16cid="http://schemas.microsoft.com/office/word/2016/wordml/cid" xmlns:w16="http://schemas.microsoft.com/office/word/2018/wordml" xmlns:w16du="http://schemas.microsoft.com/office/word/2023/wordml/word16du" xmlns:w16sdtdh="http://schemas.microsoft.com/office/word/2020/wordml/sdtdatahash" xmlns:w16sdtfl="http://schemas.microsoft.com/office/word/2024/wordml/sdtformatlock" xmlns:w16se="http://schemas.microsoft.com/office/word/2015/wordml/symex" xmlns:wpg="http://schemas.microsoft.com/office/word/2010/wordprocessingGroup" xmlns:wpi="http://schemas.microsoft.com/office/word/2010/wordprocessingInk" xmlns:wne="http://schemas.microsoft.com/office/word/2006/wordml" xmlns:wps="http://schemas.microsoft.com/office/word/2010/wordprocessingShape" mc:Ignorable="w14 w15 w16se w16cid w16 w16cex w16sdtdh w16sdtfl w16du wp14">
+<w:document xmlns:wpc="http://schemas.microsoft.com/office/word/2010/wordprocessingCanvas" xmlns:cx="http://schemas.microsoft.com/office/drawing/2014/chartex" xmlns:cx1="http://schemas.microsoft.com/office/drawing/2015/9/8/chartex" xmlns:cx2="http://schemas.microsoft.com/office/drawing/2015/10/21/chartex" xmlns:cx3="http://schemas.microsoft.com/office/drawing/2016/5/9/chartex" xmlns:cx4="http://schemas.microsoft.com/office/drawing/2016/5/10/chartex" xmlns:cx5="http://schemas.microsoft.com/office/drawing/2016/5/11/chartex" xmlns:cx6="http://schemas.microsoft.com/office/drawing/2016/5/12/chartex" xmlns:cx7="http://schemas.microsoft.com/office/drawing/2016/5/13/chartex" xmlns:cx8="http://schemas.microsoft.com/office/drawing/2016/5/14/chartex" xmlns:mc="http://schemas.openxmlformats.org/markup-compatibility/2006" xmlns:aink="http://schemas.microsoft.com/office/drawing/2016/ink" xmlns:am3d="http://schemas.microsoft.com/office/drawing/2017/model3d" xmlns:o="urn:schemas-microsoft-com:office:office" xmlns:oel="http://schemas.microsoft.com/office/2019/extlst" xmlns:r="http://schemas.openxmlformats.org/officeDocument/2006/relationships" xmlns:m="http://schemas.openxmlformats.org/officeDocument/2006/math" xmlns:v="urn:schemas-microsoft-com:vml" xmlns:wp14="http://schemas.microsoft.com/office/word/2010/wordprocessingDrawing" xmlns:wp="http://schemas.openxmlformats.org/drawingml/2006/wordprocessingDrawing" xmlns:w10="urn:schemas-microsoft-com:office:word" xmlns:w="http://schemas.openxmlformats.org/wordprocessingml/2006/main" xmlns:w14="http://schemas.microsoft.com/office/word/2010/wordml" xmlns:w15="http://schemas.microsoft.com/office/word/2012/wordml" xmlns:w16cex="http://schemas.microsoft.com/office/word/2018/wordml/cex" xmlns:w16cid="http://schemas.microsoft.com/office/word/2016/wordml/cid" xmlns:w16="http://schemas.microsoft.com/office/word/2018/wordml" xmlns:w16sdtdh="http://schemas.microsoft.com/office/word/2020/wordml/sdtdatahash" xmlns:w16se="http://schemas.microsoft.com/office/word/2015/wordml/symex" xmlns:wpg="http://schemas.microsoft.com/office/word/2010/wordprocessingGroup" xmlns:wpi="http://schemas.microsoft.com/office/word/2010/wordprocessingInk" xmlns:wne="http://schemas.microsoft.com/office/word/2006/wordml" xmlns:wps="http://schemas.microsoft.com/office/word/2010/wordprocessingShape" mc:Ignorable="w14 w15 w16se w16cid w16 w16cex w16sdtdh wp14">
   <w:body>
     <w:tbl>
       <w:tblPr>
@@ -9,9 +9,17 @@
         <w:tblLook w:val="04A0" w:firstRow="1" w:lastRow="0" w:firstColumn="1" w:lastColumn="0" w:noHBand="0" w:noVBand="1"/>
       </w:tblPr>
       <w:tblGrid>
-        <w:gridCol w:w="5778"/>
-        <w:gridCol w:w="1560"/>
-        <w:gridCol w:w="850"/>
+        <w:gridCol w:w="370"/>
+        <w:gridCol w:w="2426"/>
+        <w:gridCol w:w="6"/>
+        <w:gridCol w:w="261"/>
+        <w:gridCol w:w="22"/>
+        <w:gridCol w:w="2693"/>
+        <w:gridCol w:w="567"/>
+        <w:gridCol w:w="993"/>
+        <w:gridCol w:w="141"/>
+        <w:gridCol w:w="284"/>
+        <w:gridCol w:w="425"/>
         <w:gridCol w:w="240"/>
         <w:gridCol w:w="2879"/>
       </w:tblGrid>
@@ -19,7 +27,7 @@
         <w:tc>
           <w:tcPr>
             <w:tcW w:w="7338" w:type="dxa"/>
-            <w:gridSpan w:val="2"/>
+            <w:gridSpan w:val="8"/>
             <w:vMerge w:val="restart"/>
             <w:vAlign w:val="center"/>
           </w:tcPr>
@@ -136,7 +144,23 @@
                 <w:b/>
                 <w:szCs w:val="16"/>
               </w:rPr>
-              <w:t xml:space="preserve">Jl. Mayor Sunaryo No.37, Jetis, </w:t>
+              <w:t xml:space="preserve">Jl. Mayor Sunaryo No.37, </w:t>
+            </w:r>
+            <w:proofErr w:type="spellStart"/>
+            <w:r>
+              <w:rPr>
+                <w:b/>
+                <w:szCs w:val="16"/>
+              </w:rPr>
+              <w:t>Jetis</w:t>
+            </w:r>
+            <w:proofErr w:type="spellEnd"/>
+            <w:r>
+              <w:rPr>
+                <w:b/>
+                <w:szCs w:val="16"/>
+              </w:rPr>
+              <w:t xml:space="preserve">, </w:t>
             </w:r>
             <w:proofErr w:type="spellStart"/>
             <w:r>
@@ -194,23 +218,7 @@
                 <w:b/>
                 <w:szCs w:val="16"/>
               </w:rPr>
-              <w:t xml:space="preserve"> </w:t>
-            </w:r>
-            <w:proofErr w:type="gramStart"/>
-            <w:r>
-              <w:rPr>
-                <w:b/>
-                <w:szCs w:val="16"/>
-              </w:rPr>
-              <w:t>Website :</w:t>
-            </w:r>
-            <w:proofErr w:type="gramEnd"/>
-            <w:r>
-              <w:rPr>
-                <w:b/>
-                <w:szCs w:val="16"/>
-              </w:rPr>
-              <w:t xml:space="preserve"> </w:t>
+              <w:t xml:space="preserve"> Website : </w:t>
             </w:r>
             <w:hyperlink r:id="rId10" w:history="1">
               <w:r>
@@ -229,7 +237,7 @@
         <w:tc>
           <w:tcPr>
             <w:tcW w:w="3969" w:type="dxa"/>
-            <w:gridSpan w:val="3"/>
+            <w:gridSpan w:val="5"/>
           </w:tcPr>
           <w:p>
             <w:pPr>
@@ -261,7 +269,7 @@
         <w:tc>
           <w:tcPr>
             <w:tcW w:w="7338" w:type="dxa"/>
-            <w:gridSpan w:val="2"/>
+            <w:gridSpan w:val="8"/>
             <w:vMerge/>
           </w:tcPr>
           <w:p>
@@ -279,6 +287,7 @@
         <w:tc>
           <w:tcPr>
             <w:tcW w:w="850" w:type="dxa"/>
+            <w:gridSpan w:val="3"/>
           </w:tcPr>
           <w:p>
             <w:pPr>
@@ -560,7 +569,7 @@
         <w:tc>
           <w:tcPr>
             <w:tcW w:w="11307" w:type="dxa"/>
-            <w:gridSpan w:val="5"/>
+            <w:gridSpan w:val="13"/>
           </w:tcPr>
           <w:p>
             <w:pPr>
@@ -592,8 +601,8 @@
         <w:tc>
           <w:tcPr>
             <w:tcW w:w="11307" w:type="dxa"/>
-            <w:gridSpan w:val="5"/>
-            <w:shd w:val="clear" w:color="auto" w:fill="007434"/>
+            <w:gridSpan w:val="13"/>
+            <w:shd w:val="clear" w:color="auto" w:fill="006DCC"/>
           </w:tcPr>
           <w:p>
             <w:pPr>
@@ -619,7 +628,7 @@
         <w:tc>
           <w:tcPr>
             <w:tcW w:w="11307" w:type="dxa"/>
-            <w:gridSpan w:val="5"/>
+            <w:gridSpan w:val="13"/>
           </w:tcPr>
           <w:p>
             <w:pPr>
@@ -647,6 +656,7 @@
         <w:tc>
           <w:tcPr>
             <w:tcW w:w="5778" w:type="dxa"/>
+            <w:gridSpan w:val="6"/>
           </w:tcPr>
           <w:p>
             <w:pPr>
@@ -702,7 +712,7 @@
         <w:tc>
           <w:tcPr>
             <w:tcW w:w="5529" w:type="dxa"/>
-            <w:gridSpan w:val="4"/>
+            <w:gridSpan w:val="7"/>
           </w:tcPr>
           <w:p>
             <w:pPr>
@@ -754,19 +764,6 @@
           </w:p>
         </w:tc>
       </w:tr>
-    </w:tbl>
-    <w:p/>
-    <w:tbl>
-      <w:tblPr>
-        <w:tblStyle w:val="TableGrid"/>
-        <w:tblW w:w="0" w:type="auto"/>
-        <w:tblLayout w:type="fixed"/>
-        <w:tblLook w:val="04A0" w:firstRow="1" w:lastRow="0" w:firstColumn="1" w:lastColumn="0" w:noHBand="0" w:noVBand="1"/>
-      </w:tblPr>
-      <w:tblGrid>
-        <w:gridCol w:w="3085"/>
-        <w:gridCol w:w="8222"/>
-      </w:tblGrid>
       <w:tr>
         <w:trPr>
           <w:trHeight w:val="282"/>
@@ -774,6 +771,7 @@
         <w:tc>
           <w:tcPr>
             <w:tcW w:w="3085" w:type="dxa"/>
+            <w:gridSpan w:val="5"/>
           </w:tcPr>
           <w:p>
             <w:pPr>
@@ -807,6 +805,7 @@
         <w:tc>
           <w:tcPr>
             <w:tcW w:w="8222" w:type="dxa"/>
+            <w:gridSpan w:val="8"/>
             <w:vAlign w:val="center"/>
           </w:tcPr>
           <w:p>
@@ -825,20 +824,6 @@
           </w:p>
         </w:tc>
       </w:tr>
-    </w:tbl>
-    <w:p/>
-    <w:tbl>
-      <w:tblPr>
-        <w:tblStyle w:val="TableGrid"/>
-        <w:tblW w:w="0" w:type="auto"/>
-        <w:tblLook w:val="04A0" w:firstRow="1" w:lastRow="0" w:firstColumn="1" w:lastColumn="0" w:noHBand="0" w:noVBand="1"/>
-      </w:tblPr>
-      <w:tblGrid>
-        <w:gridCol w:w="370"/>
-        <w:gridCol w:w="2426"/>
-        <w:gridCol w:w="267"/>
-        <w:gridCol w:w="8244"/>
-      </w:tblGrid>
       <w:tr>
         <w:tc>
           <w:tcPr>
@@ -868,6 +853,7 @@
         <w:tc>
           <w:tcPr>
             <w:tcW w:w="267" w:type="dxa"/>
+            <w:gridSpan w:val="2"/>
           </w:tcPr>
           <w:p>
             <w:r>
@@ -878,6 +864,7 @@
         <w:tc>
           <w:tcPr>
             <w:tcW w:w="8244" w:type="dxa"/>
+            <w:gridSpan w:val="9"/>
           </w:tcPr>
           <w:p>
             <w:r>
@@ -926,6 +913,7 @@
         <w:tc>
           <w:tcPr>
             <w:tcW w:w="267" w:type="dxa"/>
+            <w:gridSpan w:val="2"/>
           </w:tcPr>
           <w:p>
             <w:r>
@@ -936,6 +924,7 @@
         <w:tc>
           <w:tcPr>
             <w:tcW w:w="8244" w:type="dxa"/>
+            <w:gridSpan w:val="9"/>
           </w:tcPr>
           <w:p>
             <w:r>
@@ -984,6 +973,7 @@
         <w:tc>
           <w:tcPr>
             <w:tcW w:w="267" w:type="dxa"/>
+            <w:gridSpan w:val="2"/>
           </w:tcPr>
           <w:p>
             <w:r>
@@ -994,6 +984,7 @@
         <w:tc>
           <w:tcPr>
             <w:tcW w:w="8244" w:type="dxa"/>
+            <w:gridSpan w:val="9"/>
           </w:tcPr>
           <w:p>
             <w:r>
@@ -1042,6 +1033,7 @@
         <w:tc>
           <w:tcPr>
             <w:tcW w:w="267" w:type="dxa"/>
+            <w:gridSpan w:val="2"/>
           </w:tcPr>
           <w:p>
             <w:r>
@@ -1052,6 +1044,7 @@
         <w:tc>
           <w:tcPr>
             <w:tcW w:w="8244" w:type="dxa"/>
+            <w:gridSpan w:val="9"/>
           </w:tcPr>
           <w:p>
             <w:r>
@@ -1063,27 +1056,11 @@
           </w:p>
         </w:tc>
       </w:tr>
-    </w:tbl>
-    <w:p/>
-    <w:tbl>
-      <w:tblPr>
-        <w:tblStyle w:val="TableGrid"/>
-        <w:tblW w:w="0" w:type="auto"/>
-        <w:tblLook w:val="04A0" w:firstRow="1" w:lastRow="0" w:firstColumn="1" w:lastColumn="0" w:noHBand="0" w:noVBand="1"/>
-      </w:tblPr>
-      <w:tblGrid>
-        <w:gridCol w:w="2802"/>
-        <w:gridCol w:w="283"/>
-        <w:gridCol w:w="3260"/>
-        <w:gridCol w:w="1134"/>
-        <w:gridCol w:w="284"/>
-        <w:gridCol w:w="3544"/>
-      </w:tblGrid>
       <w:tr>
         <w:tc>
           <w:tcPr>
             <w:tcW w:w="11307" w:type="dxa"/>
-            <w:gridSpan w:val="6"/>
+            <w:gridSpan w:val="13"/>
           </w:tcPr>
           <w:p>
             <w:r>
@@ -1102,6 +1079,7 @@
         <w:tc>
           <w:tcPr>
             <w:tcW w:w="2802" w:type="dxa"/>
+            <w:gridSpan w:val="3"/>
           </w:tcPr>
           <w:p>
             <w:proofErr w:type="spellStart"/>
@@ -1110,13 +1088,19 @@
             </w:r>
             <w:proofErr w:type="spellEnd"/>
             <w:r>
-              <w:t xml:space="preserve"> Umum</w:t>
-            </w:r>
+              <w:t xml:space="preserve"> </w:t>
+            </w:r>
+            <w:proofErr w:type="spellStart"/>
+            <w:r>
+              <w:t>Umum</w:t>
+            </w:r>
+            <w:proofErr w:type="spellEnd"/>
           </w:p>
         </w:tc>
         <w:tc>
           <w:tcPr>
             <w:tcW w:w="283" w:type="dxa"/>
+            <w:gridSpan w:val="2"/>
           </w:tcPr>
           <w:p>
             <w:r>
@@ -1127,7 +1111,7 @@
         <w:tc>
           <w:tcPr>
             <w:tcW w:w="8222" w:type="dxa"/>
-            <w:gridSpan w:val="4"/>
+            <w:gridSpan w:val="8"/>
           </w:tcPr>
           <w:p>
             <w:r>
@@ -1143,6 +1127,7 @@
         <w:tc>
           <w:tcPr>
             <w:tcW w:w="2802" w:type="dxa"/>
+            <w:gridSpan w:val="3"/>
           </w:tcPr>
           <w:p>
             <w:proofErr w:type="spellStart"/>
@@ -1158,6 +1143,7 @@
         <w:tc>
           <w:tcPr>
             <w:tcW w:w="283" w:type="dxa"/>
+            <w:gridSpan w:val="2"/>
           </w:tcPr>
           <w:p>
             <w:r>
@@ -1168,6 +1154,7 @@
         <w:tc>
           <w:tcPr>
             <w:tcW w:w="3260" w:type="dxa"/>
+            <w:gridSpan w:val="2"/>
           </w:tcPr>
           <w:p>
             <w:pPr>
@@ -1186,6 +1173,7 @@
         <w:tc>
           <w:tcPr>
             <w:tcW w:w="1134" w:type="dxa"/>
+            <w:gridSpan w:val="2"/>
           </w:tcPr>
           <w:p>
             <w:pPr>
@@ -1221,6 +1209,7 @@
         <w:tc>
           <w:tcPr>
             <w:tcW w:w="3544" w:type="dxa"/>
+            <w:gridSpan w:val="3"/>
           </w:tcPr>
           <w:p>
             <w:r>
@@ -1236,6 +1225,7 @@
         <w:tc>
           <w:tcPr>
             <w:tcW w:w="2802" w:type="dxa"/>
+            <w:gridSpan w:val="3"/>
           </w:tcPr>
           <w:p>
             <w:proofErr w:type="spellStart"/>
@@ -1251,6 +1241,7 @@
         <w:tc>
           <w:tcPr>
             <w:tcW w:w="283" w:type="dxa"/>
+            <w:gridSpan w:val="2"/>
           </w:tcPr>
           <w:p>
             <w:r>
@@ -1261,6 +1252,7 @@
         <w:tc>
           <w:tcPr>
             <w:tcW w:w="3260" w:type="dxa"/>
+            <w:gridSpan w:val="2"/>
           </w:tcPr>
           <w:p>
             <w:pPr>
@@ -1279,6 +1271,7 @@
         <w:tc>
           <w:tcPr>
             <w:tcW w:w="1134" w:type="dxa"/>
+            <w:gridSpan w:val="2"/>
           </w:tcPr>
           <w:p>
             <w:pPr>
@@ -1302,6 +1295,7 @@
         <w:tc>
           <w:tcPr>
             <w:tcW w:w="3544" w:type="dxa"/>
+            <w:gridSpan w:val="3"/>
           </w:tcPr>
           <w:p>
             <w:r>
@@ -1317,6 +1311,7 @@
         <w:tc>
           <w:tcPr>
             <w:tcW w:w="2802" w:type="dxa"/>
+            <w:gridSpan w:val="3"/>
           </w:tcPr>
           <w:p>
             <w:proofErr w:type="spellStart"/>
@@ -1325,13 +1320,19 @@
             </w:r>
             <w:proofErr w:type="spellEnd"/>
             <w:r>
-              <w:t xml:space="preserve"> Nafas</w:t>
-            </w:r>
+              <w:t xml:space="preserve"> </w:t>
+            </w:r>
+            <w:proofErr w:type="spellStart"/>
+            <w:r>
+              <w:t>Nafas</w:t>
+            </w:r>
+            <w:proofErr w:type="spellEnd"/>
           </w:p>
         </w:tc>
         <w:tc>
           <w:tcPr>
             <w:tcW w:w="283" w:type="dxa"/>
+            <w:gridSpan w:val="2"/>
           </w:tcPr>
           <w:p>
             <w:r>
@@ -1342,6 +1343,7 @@
         <w:tc>
           <w:tcPr>
             <w:tcW w:w="3260" w:type="dxa"/>
+            <w:gridSpan w:val="2"/>
           </w:tcPr>
           <w:p>
             <w:pPr>
@@ -1360,6 +1362,7 @@
         <w:tc>
           <w:tcPr>
             <w:tcW w:w="1134" w:type="dxa"/>
+            <w:gridSpan w:val="2"/>
           </w:tcPr>
           <w:p>
             <w:pPr>
@@ -1383,25 +1386,14 @@
         <w:tc>
           <w:tcPr>
             <w:tcW w:w="3544" w:type="dxa"/>
+            <w:gridSpan w:val="3"/>
           </w:tcPr>
           <w:p>
             <w:r>
               <w:rPr>
                 <w:sz w:val="17"/>
               </w:rPr>
-              <w:t>${BERAT_BADAN}</w:t>
-            </w:r>
-            <w:r>
-              <w:rPr>
-                <w:sz w:val="17"/>
-              </w:rPr>
-              <w:t xml:space="preserve"> / </w:t>
-            </w:r>
-            <w:r>
-              <w:rPr>
-                <w:sz w:val="17"/>
-              </w:rPr>
-              <w:t>${TINGGI_BADAN}</w:t>
+              <w:t>${BERAT_BADAN} / ${TINGGI_BADAN}</w:t>
             </w:r>
           </w:p>
         </w:tc>
@@ -1410,6 +1402,7 @@
         <w:tc>
           <w:tcPr>
             <w:tcW w:w="2802" w:type="dxa"/>
+            <w:gridSpan w:val="3"/>
           </w:tcPr>
           <w:p>
             <w:proofErr w:type="spellStart"/>
@@ -1422,6 +1415,7 @@
         <w:tc>
           <w:tcPr>
             <w:tcW w:w="283" w:type="dxa"/>
+            <w:gridSpan w:val="2"/>
           </w:tcPr>
           <w:p>
             <w:r>
@@ -1432,6 +1426,7 @@
         <w:tc>
           <w:tcPr>
             <w:tcW w:w="3260" w:type="dxa"/>
+            <w:gridSpan w:val="2"/>
           </w:tcPr>
           <w:p>
             <w:pPr>
@@ -1450,6 +1445,7 @@
         <w:tc>
           <w:tcPr>
             <w:tcW w:w="1134" w:type="dxa"/>
+            <w:gridSpan w:val="2"/>
           </w:tcPr>
           <w:p>
             <w:pPr>
@@ -1473,6 +1469,7 @@
         <w:tc>
           <w:tcPr>
             <w:tcW w:w="3544" w:type="dxa"/>
+            <w:gridSpan w:val="3"/>
           </w:tcPr>
           <w:p>
             <w:r>
@@ -1484,24 +1481,11 @@
           </w:p>
         </w:tc>
       </w:tr>
-    </w:tbl>
-    <w:p/>
-    <w:tbl>
-      <w:tblPr>
-        <w:tblStyle w:val="TableGrid"/>
-        <w:tblW w:w="0" w:type="auto"/>
-        <w:tblLook w:val="04A0" w:firstRow="1" w:lastRow="0" w:firstColumn="1" w:lastColumn="0" w:noHBand="0" w:noVBand="1"/>
-      </w:tblPr>
-      <w:tblGrid>
-        <w:gridCol w:w="2802"/>
-        <w:gridCol w:w="283"/>
-        <w:gridCol w:w="8222"/>
-      </w:tblGrid>
       <w:tr>
         <w:tc>
           <w:tcPr>
             <w:tcW w:w="11307" w:type="dxa"/>
-            <w:gridSpan w:val="3"/>
+            <w:gridSpan w:val="13"/>
           </w:tcPr>
           <w:p>
             <w:pPr>
@@ -1526,6 +1510,7 @@
         <w:tc>
           <w:tcPr>
             <w:tcW w:w="2802" w:type="dxa"/>
+            <w:gridSpan w:val="3"/>
           </w:tcPr>
           <w:p>
             <w:r>
@@ -1536,6 +1521,7 @@
         <w:tc>
           <w:tcPr>
             <w:tcW w:w="283" w:type="dxa"/>
+            <w:gridSpan w:val="2"/>
           </w:tcPr>
           <w:p>
             <w:r>
@@ -1546,6 +1532,7 @@
         <w:tc>
           <w:tcPr>
             <w:tcW w:w="8222" w:type="dxa"/>
+            <w:gridSpan w:val="8"/>
           </w:tcPr>
           <w:p>
             <w:pPr>
@@ -1563,6 +1550,7 @@
         <w:tc>
           <w:tcPr>
             <w:tcW w:w="2802" w:type="dxa"/>
+            <w:gridSpan w:val="3"/>
           </w:tcPr>
           <w:p>
             <w:proofErr w:type="spellStart"/>
@@ -1583,6 +1571,7 @@
         <w:tc>
           <w:tcPr>
             <w:tcW w:w="283" w:type="dxa"/>
+            <w:gridSpan w:val="2"/>
           </w:tcPr>
           <w:p>
             <w:r>
@@ -1593,6 +1582,7 @@
         <w:tc>
           <w:tcPr>
             <w:tcW w:w="8222" w:type="dxa"/>
+            <w:gridSpan w:val="8"/>
           </w:tcPr>
           <w:p>
             <w:pPr>
@@ -1610,6 +1600,7 @@
         <w:tc>
           <w:tcPr>
             <w:tcW w:w="2802" w:type="dxa"/>
+            <w:gridSpan w:val="3"/>
           </w:tcPr>
           <w:p>
             <w:r>
@@ -1620,6 +1611,7 @@
         <w:tc>
           <w:tcPr>
             <w:tcW w:w="283" w:type="dxa"/>
+            <w:gridSpan w:val="2"/>
           </w:tcPr>
           <w:p>
             <w:r>
@@ -1630,6 +1622,7 @@
         <w:tc>
           <w:tcPr>
             <w:tcW w:w="8222" w:type="dxa"/>
+            <w:gridSpan w:val="8"/>
           </w:tcPr>
           <w:p>
             <w:pPr>
@@ -1647,6 +1640,7 @@
         <w:tc>
           <w:tcPr>
             <w:tcW w:w="2802" w:type="dxa"/>
+            <w:gridSpan w:val="3"/>
           </w:tcPr>
           <w:p>
             <w:r>
@@ -1662,6 +1656,7 @@
         <w:tc>
           <w:tcPr>
             <w:tcW w:w="283" w:type="dxa"/>
+            <w:gridSpan w:val="2"/>
           </w:tcPr>
           <w:p>
             <w:r>
@@ -1672,6 +1667,7 @@
         <w:tc>
           <w:tcPr>
             <w:tcW w:w="8222" w:type="dxa"/>
+            <w:gridSpan w:val="8"/>
           </w:tcPr>
           <w:p>
             <w:pPr>
@@ -1689,6 +1685,7 @@
         <w:tc>
           <w:tcPr>
             <w:tcW w:w="2802" w:type="dxa"/>
+            <w:gridSpan w:val="3"/>
           </w:tcPr>
           <w:p>
             <w:proofErr w:type="spellStart"/>
@@ -1704,6 +1701,7 @@
         <w:tc>
           <w:tcPr>
             <w:tcW w:w="283" w:type="dxa"/>
+            <w:gridSpan w:val="2"/>
           </w:tcPr>
           <w:p>
             <w:r>
@@ -1714,6 +1712,7 @@
         <w:tc>
           <w:tcPr>
             <w:tcW w:w="8222" w:type="dxa"/>
+            <w:gridSpan w:val="8"/>
           </w:tcPr>
           <w:p>
             <w:pPr>
@@ -1731,10 +1730,16 @@
         <w:tc>
           <w:tcPr>
             <w:tcW w:w="2802" w:type="dxa"/>
+            <w:gridSpan w:val="3"/>
           </w:tcPr>
           <w:p>
-            <w:r>
-              <w:t>Paru (</w:t>
+            <w:proofErr w:type="spellStart"/>
+            <w:r>
+              <w:t>Paru</w:t>
+            </w:r>
+            <w:proofErr w:type="spellEnd"/>
+            <w:r>
+              <w:t xml:space="preserve"> (</w:t>
             </w:r>
             <w:proofErr w:type="spellStart"/>
             <w:r>
@@ -1749,6 +1754,7 @@
         <w:tc>
           <w:tcPr>
             <w:tcW w:w="283" w:type="dxa"/>
+            <w:gridSpan w:val="2"/>
           </w:tcPr>
           <w:p>
             <w:r>
@@ -1759,6 +1765,7 @@
         <w:tc>
           <w:tcPr>
             <w:tcW w:w="8222" w:type="dxa"/>
+            <w:gridSpan w:val="8"/>
           </w:tcPr>
           <w:p>
             <w:pPr>
@@ -1776,6 +1783,7 @@
         <w:tc>
           <w:tcPr>
             <w:tcW w:w="2802" w:type="dxa"/>
+            <w:gridSpan w:val="3"/>
           </w:tcPr>
           <w:p>
             <w:r>
@@ -1786,6 +1794,7 @@
         <w:tc>
           <w:tcPr>
             <w:tcW w:w="283" w:type="dxa"/>
+            <w:gridSpan w:val="2"/>
           </w:tcPr>
           <w:p>
             <w:r>
@@ -1796,6 +1805,7 @@
         <w:tc>
           <w:tcPr>
             <w:tcW w:w="8222" w:type="dxa"/>
+            <w:gridSpan w:val="8"/>
           </w:tcPr>
           <w:p>
             <w:pPr>
@@ -1813,6 +1823,7 @@
         <w:tc>
           <w:tcPr>
             <w:tcW w:w="2802" w:type="dxa"/>
+            <w:gridSpan w:val="3"/>
           </w:tcPr>
           <w:p>
             <w:proofErr w:type="spellStart"/>
@@ -1825,6 +1836,7 @@
         <w:tc>
           <w:tcPr>
             <w:tcW w:w="283" w:type="dxa"/>
+            <w:gridSpan w:val="2"/>
           </w:tcPr>
           <w:p>
             <w:r>
@@ -1835,6 +1847,7 @@
         <w:tc>
           <w:tcPr>
             <w:tcW w:w="8222" w:type="dxa"/>
+            <w:gridSpan w:val="8"/>
           </w:tcPr>
           <w:p>
             <w:pPr>
@@ -1852,6 +1865,7 @@
         <w:tc>
           <w:tcPr>
             <w:tcW w:w="2802" w:type="dxa"/>
+            <w:gridSpan w:val="3"/>
           </w:tcPr>
           <w:p>
             <w:r>
@@ -1867,6 +1881,7 @@
         <w:tc>
           <w:tcPr>
             <w:tcW w:w="283" w:type="dxa"/>
+            <w:gridSpan w:val="2"/>
           </w:tcPr>
           <w:p>
             <w:r>
@@ -1877,6 +1892,7 @@
         <w:tc>
           <w:tcPr>
             <w:tcW w:w="8222" w:type="dxa"/>
+            <w:gridSpan w:val="8"/>
           </w:tcPr>
           <w:p>
             <w:pPr>
@@ -1894,6 +1910,7 @@
         <w:tc>
           <w:tcPr>
             <w:tcW w:w="2802" w:type="dxa"/>
+            <w:gridSpan w:val="3"/>
           </w:tcPr>
           <w:p>
             <w:proofErr w:type="spellStart"/>
@@ -1922,6 +1939,7 @@
         <w:tc>
           <w:tcPr>
             <w:tcW w:w="283" w:type="dxa"/>
+            <w:gridSpan w:val="2"/>
           </w:tcPr>
           <w:p>
             <w:r>
@@ -1932,6 +1950,7 @@
         <w:tc>
           <w:tcPr>
             <w:tcW w:w="8222" w:type="dxa"/>
+            <w:gridSpan w:val="8"/>
           </w:tcPr>
           <w:p>
             <w:pPr>
@@ -1945,24 +1964,11 @@
           </w:p>
         </w:tc>
       </w:tr>
-    </w:tbl>
-    <w:p/>
-    <w:tbl>
-      <w:tblPr>
-        <w:tblStyle w:val="TableGrid"/>
-        <w:tblW w:w="11307" w:type="dxa"/>
-        <w:tblLook w:val="04A0" w:firstRow="1" w:lastRow="0" w:firstColumn="1" w:lastColumn="0" w:noHBand="0" w:noVBand="1"/>
-      </w:tblPr>
-      <w:tblGrid>
-        <w:gridCol w:w="2802"/>
-        <w:gridCol w:w="283"/>
-        <w:gridCol w:w="8222"/>
-      </w:tblGrid>
       <w:tr>
         <w:tc>
           <w:tcPr>
             <w:tcW w:w="11307" w:type="dxa"/>
-            <w:gridSpan w:val="3"/>
+            <w:gridSpan w:val="13"/>
           </w:tcPr>
           <w:p>
             <w:pPr>
@@ -1988,6 +1994,7 @@
         <w:tc>
           <w:tcPr>
             <w:tcW w:w="2802" w:type="dxa"/>
+            <w:gridSpan w:val="3"/>
           </w:tcPr>
           <w:p>
             <w:r>
@@ -2003,6 +2010,7 @@
         <w:tc>
           <w:tcPr>
             <w:tcW w:w="283" w:type="dxa"/>
+            <w:gridSpan w:val="2"/>
           </w:tcPr>
           <w:p>
             <w:r>
@@ -2013,6 +2021,7 @@
         <w:tc>
           <w:tcPr>
             <w:tcW w:w="8222" w:type="dxa"/>
+            <w:gridSpan w:val="8"/>
           </w:tcPr>
           <w:p>
             <w:pPr>
@@ -2033,6 +2042,7 @@
         <w:tc>
           <w:tcPr>
             <w:tcW w:w="2802" w:type="dxa"/>
+            <w:gridSpan w:val="3"/>
           </w:tcPr>
           <w:p>
             <w:r>
@@ -2048,6 +2058,7 @@
         <w:tc>
           <w:tcPr>
             <w:tcW w:w="283" w:type="dxa"/>
+            <w:gridSpan w:val="2"/>
           </w:tcPr>
           <w:p>
             <w:r>
@@ -2058,6 +2069,7 @@
         <w:tc>
           <w:tcPr>
             <w:tcW w:w="8222" w:type="dxa"/>
+            <w:gridSpan w:val="8"/>
           </w:tcPr>
           <w:p>
             <w:pPr>
@@ -2074,21 +2086,11 @@
           </w:p>
         </w:tc>
       </w:tr>
-    </w:tbl>
-    <w:p/>
-    <w:tbl>
-      <w:tblPr>
-        <w:tblStyle w:val="TableGrid"/>
-        <w:tblW w:w="0" w:type="auto"/>
-        <w:tblLook w:val="04A0" w:firstRow="1" w:lastRow="0" w:firstColumn="1" w:lastColumn="0" w:noHBand="0" w:noVBand="1"/>
-      </w:tblPr>
-      <w:tblGrid>
-        <w:gridCol w:w="11307"/>
-      </w:tblGrid>
       <w:tr>
         <w:tc>
           <w:tcPr>
             <w:tcW w:w="11307" w:type="dxa"/>
+            <w:gridSpan w:val="13"/>
           </w:tcPr>
           <w:p>
             <w:pPr>
@@ -2112,6 +2114,7 @@
         <w:tc>
           <w:tcPr>
             <w:tcW w:w="11307" w:type="dxa"/>
+            <w:gridSpan w:val="13"/>
           </w:tcPr>
           <w:p>
             <w:pPr>
@@ -2128,24 +2131,11 @@
           </w:p>
         </w:tc>
       </w:tr>
-    </w:tbl>
-    <w:p/>
-    <w:tbl>
-      <w:tblPr>
-        <w:tblStyle w:val="TableGrid"/>
-        <w:tblW w:w="0" w:type="auto"/>
-        <w:tblLook w:val="04A0" w:firstRow="1" w:lastRow="0" w:firstColumn="1" w:lastColumn="0" w:noHBand="0" w:noVBand="1"/>
-      </w:tblPr>
-      <w:tblGrid>
-        <w:gridCol w:w="2802"/>
-        <w:gridCol w:w="283"/>
-        <w:gridCol w:w="8222"/>
-      </w:tblGrid>
       <w:tr>
         <w:tc>
           <w:tcPr>
             <w:tcW w:w="11307" w:type="dxa"/>
-            <w:gridSpan w:val="3"/>
+            <w:gridSpan w:val="13"/>
           </w:tcPr>
           <w:p>
             <w:pPr>
@@ -2169,7 +2159,7 @@
         <w:tc>
           <w:tcPr>
             <w:tcW w:w="11307" w:type="dxa"/>
-            <w:gridSpan w:val="3"/>
+            <w:gridSpan w:val="13"/>
           </w:tcPr>
           <w:p>
             <w:r>
@@ -2182,7 +2172,7 @@
         <w:tc>
           <w:tcPr>
             <w:tcW w:w="11307" w:type="dxa"/>
-            <w:gridSpan w:val="3"/>
+            <w:gridSpan w:val="13"/>
           </w:tcPr>
           <w:p>
             <w:pPr>
@@ -2206,7 +2196,7 @@
         <w:tc>
           <w:tcPr>
             <w:tcW w:w="11307" w:type="dxa"/>
-            <w:gridSpan w:val="3"/>
+            <w:gridSpan w:val="13"/>
           </w:tcPr>
           <w:p>
             <w:r>
@@ -2219,7 +2209,7 @@
         <w:tc>
           <w:tcPr>
             <w:tcW w:w="11307" w:type="dxa"/>
-            <w:gridSpan w:val="3"/>
+            <w:gridSpan w:val="13"/>
           </w:tcPr>
           <w:p>
             <w:pPr>
@@ -2243,7 +2233,7 @@
         <w:tc>
           <w:tcPr>
             <w:tcW w:w="11307" w:type="dxa"/>
-            <w:gridSpan w:val="3"/>
+            <w:gridSpan w:val="13"/>
           </w:tcPr>
           <w:p>
             <w:pPr>
@@ -2261,8 +2251,12 @@
         <w:tc>
           <w:tcPr>
             <w:tcW w:w="2802" w:type="dxa"/>
+            <w:gridSpan w:val="3"/>
           </w:tcPr>
           <w:p>
+            <w:pPr>
+              <w:keepNext/>
+            </w:pPr>
             <w:r>
               <w:rPr>
                 <w:b/>
@@ -2277,8 +2271,12 @@
         <w:tc>
           <w:tcPr>
             <w:tcW w:w="283" w:type="dxa"/>
+            <w:gridSpan w:val="2"/>
           </w:tcPr>
           <w:p>
+            <w:pPr>
+              <w:keepNext/>
+            </w:pPr>
             <w:r>
               <w:t>:</w:t>
             </w:r>
@@ -2287,8 +2285,12 @@
         <w:tc>
           <w:tcPr>
             <w:tcW w:w="8222" w:type="dxa"/>
+            <w:gridSpan w:val="8"/>
           </w:tcPr>
           <w:p>
+            <w:pPr>
+              <w:keepNext/>
+            </w:pPr>
             <w:proofErr w:type="spellStart"/>
             <w:r>
               <w:t>Perkiraan</w:t>
@@ -2321,14 +2323,7 @@
             </w:r>
             <w:r>
               <w:br/>
-            </w:r>
-            <w:proofErr w:type="gramStart"/>
-            <w:r>
-              <w:t>Alasan :</w:t>
-            </w:r>
-            <w:proofErr w:type="gramEnd"/>
-            <w:r>
-              <w:t xml:space="preserve"> </w:t>
+              <w:t xml:space="preserve">Alasan : </w:t>
             </w:r>
             <w:r>
               <w:t>${KRITERIA_PULANG_KARENA}</w:t>
@@ -2336,31 +2331,26 @@
           </w:p>
         </w:tc>
       </w:tr>
-    </w:tbl>
-    <w:p/>
-    <w:tbl>
-      <w:tblPr>
-        <w:tblStyle w:val="TableGrid"/>
-        <w:tblW w:w="0" w:type="auto"/>
-        <w:tblLook w:val="04A0" w:firstRow="1" w:lastRow="0" w:firstColumn="1" w:lastColumn="0" w:noHBand="0" w:noVBand="1"/>
-      </w:tblPr>
-      <w:tblGrid>
-        <w:gridCol w:w="5778"/>
-        <w:gridCol w:w="5529"/>
-      </w:tblGrid>
       <w:tr>
         <w:tc>
           <w:tcPr>
             <w:tcW w:w="5778" w:type="dxa"/>
+            <w:gridSpan w:val="6"/>
           </w:tcPr>
-          <w:p/>
+          <w:p>
+            <w:pPr>
+              <w:keepNext/>
+            </w:pPr>
+          </w:p>
         </w:tc>
         <w:tc>
           <w:tcPr>
             <w:tcW w:w="5529" w:type="dxa"/>
+            <w:gridSpan w:val="7"/>
           </w:tcPr>
           <w:p>
             <w:pPr>
+              <w:keepNext/>
               <w:jc w:val="center"/>
               <w:rPr>
                 <w:b/>
@@ -2518,6 +2508,7 @@
           </w:p>
           <w:p>
             <w:pPr>
+              <w:keepNext/>
               <w:jc w:val="center"/>
               <w:rPr>
                 <w:b/>
@@ -2534,31 +2525,37 @@
           </w:p>
           <w:p>
             <w:pPr>
+              <w:keepNext/>
               <w:jc w:val="center"/>
             </w:pPr>
           </w:p>
           <w:p>
             <w:pPr>
+              <w:keepNext/>
               <w:jc w:val="center"/>
             </w:pPr>
           </w:p>
           <w:p>
             <w:pPr>
+              <w:keepNext/>
               <w:jc w:val="center"/>
             </w:pPr>
           </w:p>
           <w:p>
             <w:pPr>
+              <w:keepNext/>
               <w:jc w:val="center"/>
             </w:pPr>
           </w:p>
           <w:p>
             <w:pPr>
+              <w:keepNext/>
               <w:jc w:val="center"/>
             </w:pPr>
           </w:p>
           <w:p>
             <w:pPr>
+              <w:keepNext/>
               <w:jc w:val="center"/>
             </w:pPr>
             <w:proofErr w:type="gramStart"/>
@@ -2585,7 +2582,6 @@
               </w:rPr>
               <w:t>FINALISASI_OLEH</w:t>
             </w:r>
-            <w:proofErr w:type="gramStart"/>
             <w:r>
               <w:rPr>
                 <w:u w:val="single"/>
@@ -2595,10 +2591,10 @@
             <w:r>
               <w:t xml:space="preserve"> )</w:t>
             </w:r>
-            <w:proofErr w:type="gramEnd"/>
           </w:p>
           <w:p>
             <w:pPr>
+              <w:keepNext/>
               <w:jc w:val="center"/>
               <w:rPr>
                 <w:lang w:val="en-ID"/>
@@ -2610,7 +2606,25 @@
                 <w:szCs w:val="18"/>
                 <w:lang w:val="en-ID"/>
               </w:rPr>
-              <w:t xml:space="preserve">Tanda Tangan dan Nama </w:t>
+              <w:t xml:space="preserve">Tanda </w:t>
+            </w:r>
+            <w:proofErr w:type="spellStart"/>
+            <w:r>
+              <w:rPr>
+                <w:sz w:val="14"/>
+                <w:szCs w:val="18"/>
+                <w:lang w:val="en-ID"/>
+              </w:rPr>
+              <w:t>Tangan</w:t>
+            </w:r>
+            <w:proofErr w:type="spellEnd"/>
+            <w:r>
+              <w:rPr>
+                <w:sz w:val="14"/>
+                <w:szCs w:val="18"/>
+                <w:lang w:val="en-ID"/>
+              </w:rPr>
+              <w:t xml:space="preserve"> dan Nama </w:t>
             </w:r>
             <w:proofErr w:type="spellStart"/>
             <w:r>
@@ -2643,7 +2657,7 @@
 </file>
 
 <file path=word/endnotes.xml><?xml version="1.0" encoding="utf-8"?>
-<w:endnotes xmlns:wpc="http://schemas.microsoft.com/office/word/2010/wordprocessingCanvas" xmlns:cx="http://schemas.microsoft.com/office/drawing/2014/chartex" xmlns:cx1="http://schemas.microsoft.com/office/drawing/2015/9/8/chartex" xmlns:cx2="http://schemas.microsoft.com/office/drawing/2015/10/21/chartex" xmlns:cx3="http://schemas.microsoft.com/office/drawing/2016/5/9/chartex" xmlns:cx4="http://schemas.microsoft.com/office/drawing/2016/5/10/chartex" xmlns:cx5="http://schemas.microsoft.com/office/drawing/2016/5/11/chartex" xmlns:cx6="http://schemas.microsoft.com/office/drawing/2016/5/12/chartex" xmlns:cx7="http://schemas.microsoft.com/office/drawing/2016/5/13/chartex" xmlns:cx8="http://schemas.microsoft.com/office/drawing/2016/5/14/chartex" xmlns:mc="http://schemas.openxmlformats.org/markup-compatibility/2006" xmlns:aink="http://schemas.microsoft.com/office/drawing/2016/ink" xmlns:am3d="http://schemas.microsoft.com/office/drawing/2017/model3d" xmlns:o="urn:schemas-microsoft-com:office:office" xmlns:oel="http://schemas.microsoft.com/office/2019/extlst" xmlns:r="http://schemas.openxmlformats.org/officeDocument/2006/relationships" xmlns:m="http://schemas.openxmlformats.org/officeDocument/2006/math" xmlns:v="urn:schemas-microsoft-com:vml" xmlns:wp14="http://schemas.microsoft.com/office/word/2010/wordprocessingDrawing" xmlns:wp="http://schemas.openxmlformats.org/drawingml/2006/wordprocessingDrawing" xmlns:w10="urn:schemas-microsoft-com:office:word" xmlns:w="http://schemas.openxmlformats.org/wordprocessingml/2006/main" xmlns:w14="http://schemas.microsoft.com/office/word/2010/wordml" xmlns:w15="http://schemas.microsoft.com/office/word/2012/wordml" xmlns:w16cex="http://schemas.microsoft.com/office/word/2018/wordml/cex" xmlns:w16cid="http://schemas.microsoft.com/office/word/2016/wordml/cid" xmlns:w16="http://schemas.microsoft.com/office/word/2018/wordml" xmlns:w16du="http://schemas.microsoft.com/office/word/2023/wordml/word16du" xmlns:w16sdtdh="http://schemas.microsoft.com/office/word/2020/wordml/sdtdatahash" xmlns:w16sdtfl="http://schemas.microsoft.com/office/word/2024/wordml/sdtformatlock" xmlns:w16se="http://schemas.microsoft.com/office/word/2015/wordml/symex" xmlns:wpg="http://schemas.microsoft.com/office/word/2010/wordprocessingGroup" xmlns:wpi="http://schemas.microsoft.com/office/word/2010/wordprocessingInk" xmlns:wne="http://schemas.microsoft.com/office/word/2006/wordml" xmlns:wps="http://schemas.microsoft.com/office/word/2010/wordprocessingShape" mc:Ignorable="w14 w15 w16se w16cid w16 w16cex w16sdtdh w16sdtfl w16du wp14">
+<w:endnotes xmlns:wpc="http://schemas.microsoft.com/office/word/2010/wordprocessingCanvas" xmlns:cx="http://schemas.microsoft.com/office/drawing/2014/chartex" xmlns:cx1="http://schemas.microsoft.com/office/drawing/2015/9/8/chartex" xmlns:cx2="http://schemas.microsoft.com/office/drawing/2015/10/21/chartex" xmlns:cx3="http://schemas.microsoft.com/office/drawing/2016/5/9/chartex" xmlns:cx4="http://schemas.microsoft.com/office/drawing/2016/5/10/chartex" xmlns:cx5="http://schemas.microsoft.com/office/drawing/2016/5/11/chartex" xmlns:cx6="http://schemas.microsoft.com/office/drawing/2016/5/12/chartex" xmlns:cx7="http://schemas.microsoft.com/office/drawing/2016/5/13/chartex" xmlns:cx8="http://schemas.microsoft.com/office/drawing/2016/5/14/chartex" xmlns:mc="http://schemas.openxmlformats.org/markup-compatibility/2006" xmlns:aink="http://schemas.microsoft.com/office/drawing/2016/ink" xmlns:am3d="http://schemas.microsoft.com/office/drawing/2017/model3d" xmlns:o="urn:schemas-microsoft-com:office:office" xmlns:oel="http://schemas.microsoft.com/office/2019/extlst" xmlns:r="http://schemas.openxmlformats.org/officeDocument/2006/relationships" xmlns:m="http://schemas.openxmlformats.org/officeDocument/2006/math" xmlns:v="urn:schemas-microsoft-com:vml" xmlns:wp14="http://schemas.microsoft.com/office/word/2010/wordprocessingDrawing" xmlns:wp="http://schemas.openxmlformats.org/drawingml/2006/wordprocessingDrawing" xmlns:w10="urn:schemas-microsoft-com:office:word" xmlns:w="http://schemas.openxmlformats.org/wordprocessingml/2006/main" xmlns:w14="http://schemas.microsoft.com/office/word/2010/wordml" xmlns:w15="http://schemas.microsoft.com/office/word/2012/wordml" xmlns:w16cex="http://schemas.microsoft.com/office/word/2018/wordml/cex" xmlns:w16cid="http://schemas.microsoft.com/office/word/2016/wordml/cid" xmlns:w16="http://schemas.microsoft.com/office/word/2018/wordml" xmlns:w16sdtdh="http://schemas.microsoft.com/office/word/2020/wordml/sdtdatahash" xmlns:w16se="http://schemas.microsoft.com/office/word/2015/wordml/symex" xmlns:wpg="http://schemas.microsoft.com/office/word/2010/wordprocessingGroup" xmlns:wpi="http://schemas.microsoft.com/office/word/2010/wordprocessingInk" xmlns:wne="http://schemas.microsoft.com/office/word/2006/wordml" xmlns:wps="http://schemas.microsoft.com/office/word/2010/wordprocessingShape" mc:Ignorable="w14 w15 w16se w16cid w16 w16cex w16sdtdh wp14">
   <w:endnote w:type="separator" w:id="-1">
     <w:p>
       <w:pPr>
@@ -2668,7 +2682,7 @@
 </file>
 
 <file path=word/footer1.xml><?xml version="1.0" encoding="utf-8"?>
-<w:ftr xmlns:wpc="http://schemas.microsoft.com/office/word/2010/wordprocessingCanvas" xmlns:cx="http://schemas.microsoft.com/office/drawing/2014/chartex" xmlns:cx1="http://schemas.microsoft.com/office/drawing/2015/9/8/chartex" xmlns:cx2="http://schemas.microsoft.com/office/drawing/2015/10/21/chartex" xmlns:cx3="http://schemas.microsoft.com/office/drawing/2016/5/9/chartex" xmlns:cx4="http://schemas.microsoft.com/office/drawing/2016/5/10/chartex" xmlns:cx5="http://schemas.microsoft.com/office/drawing/2016/5/11/chartex" xmlns:cx6="http://schemas.microsoft.com/office/drawing/2016/5/12/chartex" xmlns:cx7="http://schemas.microsoft.com/office/drawing/2016/5/13/chartex" xmlns:cx8="http://schemas.microsoft.com/office/drawing/2016/5/14/chartex" xmlns:mc="http://schemas.openxmlformats.org/markup-compatibility/2006" xmlns:aink="http://schemas.microsoft.com/office/drawing/2016/ink" xmlns:am3d="http://schemas.microsoft.com/office/drawing/2017/model3d" xmlns:o="urn:schemas-microsoft-com:office:office" xmlns:oel="http://schemas.microsoft.com/office/2019/extlst" xmlns:r="http://schemas.openxmlformats.org/officeDocument/2006/relationships" xmlns:m="http://schemas.openxmlformats.org/officeDocument/2006/math" xmlns:v="urn:schemas-microsoft-com:vml" xmlns:wp14="http://schemas.microsoft.com/office/word/2010/wordprocessingDrawing" xmlns:wp="http://schemas.openxmlformats.org/drawingml/2006/wordprocessingDrawing" xmlns:w10="urn:schemas-microsoft-com:office:word" xmlns:w="http://schemas.openxmlformats.org/wordprocessingml/2006/main" xmlns:w14="http://schemas.microsoft.com/office/word/2010/wordml" xmlns:w15="http://schemas.microsoft.com/office/word/2012/wordml" xmlns:w16cex="http://schemas.microsoft.com/office/word/2018/wordml/cex" xmlns:w16cid="http://schemas.microsoft.com/office/word/2016/wordml/cid" xmlns:w16="http://schemas.microsoft.com/office/word/2018/wordml" xmlns:w16du="http://schemas.microsoft.com/office/word/2023/wordml/word16du" xmlns:w16sdtdh="http://schemas.microsoft.com/office/word/2020/wordml/sdtdatahash" xmlns:w16sdtfl="http://schemas.microsoft.com/office/word/2024/wordml/sdtformatlock" xmlns:w16se="http://schemas.microsoft.com/office/word/2015/wordml/symex" xmlns:wpg="http://schemas.microsoft.com/office/word/2010/wordprocessingGroup" xmlns:wpi="http://schemas.microsoft.com/office/word/2010/wordprocessingInk" xmlns:wne="http://schemas.microsoft.com/office/word/2006/wordml" xmlns:wps="http://schemas.microsoft.com/office/word/2010/wordprocessingShape" mc:Ignorable="w14 w15 w16se w16cid w16 w16cex w16sdtdh w16sdtfl w16du wp14">
+<w:ftr xmlns:wpc="http://schemas.microsoft.com/office/word/2010/wordprocessingCanvas" xmlns:cx="http://schemas.microsoft.com/office/drawing/2014/chartex" xmlns:cx1="http://schemas.microsoft.com/office/drawing/2015/9/8/chartex" xmlns:cx2="http://schemas.microsoft.com/office/drawing/2015/10/21/chartex" xmlns:cx3="http://schemas.microsoft.com/office/drawing/2016/5/9/chartex" xmlns:cx4="http://schemas.microsoft.com/office/drawing/2016/5/10/chartex" xmlns:cx5="http://schemas.microsoft.com/office/drawing/2016/5/11/chartex" xmlns:cx6="http://schemas.microsoft.com/office/drawing/2016/5/12/chartex" xmlns:cx7="http://schemas.microsoft.com/office/drawing/2016/5/13/chartex" xmlns:cx8="http://schemas.microsoft.com/office/drawing/2016/5/14/chartex" xmlns:mc="http://schemas.openxmlformats.org/markup-compatibility/2006" xmlns:aink="http://schemas.microsoft.com/office/drawing/2016/ink" xmlns:am3d="http://schemas.microsoft.com/office/drawing/2017/model3d" xmlns:o="urn:schemas-microsoft-com:office:office" xmlns:oel="http://schemas.microsoft.com/office/2019/extlst" xmlns:r="http://schemas.openxmlformats.org/officeDocument/2006/relationships" xmlns:m="http://schemas.openxmlformats.org/officeDocument/2006/math" xmlns:v="urn:schemas-microsoft-com:vml" xmlns:wp14="http://schemas.microsoft.com/office/word/2010/wordprocessingDrawing" xmlns:wp="http://schemas.openxmlformats.org/drawingml/2006/wordprocessingDrawing" xmlns:w10="urn:schemas-microsoft-com:office:word" xmlns:w="http://schemas.openxmlformats.org/wordprocessingml/2006/main" xmlns:w14="http://schemas.microsoft.com/office/word/2010/wordml" xmlns:w15="http://schemas.microsoft.com/office/word/2012/wordml" xmlns:w16cex="http://schemas.microsoft.com/office/word/2018/wordml/cex" xmlns:w16cid="http://schemas.microsoft.com/office/word/2016/wordml/cid" xmlns:w16="http://schemas.microsoft.com/office/word/2018/wordml" xmlns:w16sdtdh="http://schemas.microsoft.com/office/word/2020/wordml/sdtdatahash" xmlns:w16se="http://schemas.microsoft.com/office/word/2015/wordml/symex" xmlns:wpg="http://schemas.microsoft.com/office/word/2010/wordprocessingGroup" xmlns:wpi="http://schemas.microsoft.com/office/word/2010/wordprocessingInk" xmlns:wne="http://schemas.microsoft.com/office/word/2006/wordml" xmlns:wps="http://schemas.microsoft.com/office/word/2010/wordprocessingShape" mc:Ignorable="w14 w15 w16se w16cid w16 w16cex w16sdtdh wp14">
   <w:p>
     <w:pPr>
       <w:pStyle w:val="Footer"/>
@@ -2763,7 +2777,7 @@
 </file>
 
 <file path=word/footnotes.xml><?xml version="1.0" encoding="utf-8"?>
-<w:footnotes xmlns:wpc="http://schemas.microsoft.com/office/word/2010/wordprocessingCanvas" xmlns:cx="http://schemas.microsoft.com/office/drawing/2014/chartex" xmlns:cx1="http://schemas.microsoft.com/office/drawing/2015/9/8/chartex" xmlns:cx2="http://schemas.microsoft.com/office/drawing/2015/10/21/chartex" xmlns:cx3="http://schemas.microsoft.com/office/drawing/2016/5/9/chartex" xmlns:cx4="http://schemas.microsoft.com/office/drawing/2016/5/10/chartex" xmlns:cx5="http://schemas.microsoft.com/office/drawing/2016/5/11/chartex" xmlns:cx6="http://schemas.microsoft.com/office/drawing/2016/5/12/chartex" xmlns:cx7="http://schemas.microsoft.com/office/drawing/2016/5/13/chartex" xmlns:cx8="http://schemas.microsoft.com/office/drawing/2016/5/14/chartex" xmlns:mc="http://schemas.openxmlformats.org/markup-compatibility/2006" xmlns:aink="http://schemas.microsoft.com/office/drawing/2016/ink" xmlns:am3d="http://schemas.microsoft.com/office/drawing/2017/model3d" xmlns:o="urn:schemas-microsoft-com:office:office" xmlns:oel="http://schemas.microsoft.com/office/2019/extlst" xmlns:r="http://schemas.openxmlformats.org/officeDocument/2006/relationships" xmlns:m="http://schemas.openxmlformats.org/officeDocument/2006/math" xmlns:v="urn:schemas-microsoft-com:vml" xmlns:wp14="http://schemas.microsoft.com/office/word/2010/wordprocessingDrawing" xmlns:wp="http://schemas.openxmlformats.org/drawingml/2006/wordprocessingDrawing" xmlns:w10="urn:schemas-microsoft-com:office:word" xmlns:w="http://schemas.openxmlformats.org/wordprocessingml/2006/main" xmlns:w14="http://schemas.microsoft.com/office/word/2010/wordml" xmlns:w15="http://schemas.microsoft.com/office/word/2012/wordml" xmlns:w16cex="http://schemas.microsoft.com/office/word/2018/wordml/cex" xmlns:w16cid="http://schemas.microsoft.com/office/word/2016/wordml/cid" xmlns:w16="http://schemas.microsoft.com/office/word/2018/wordml" xmlns:w16du="http://schemas.microsoft.com/office/word/2023/wordml/word16du" xmlns:w16sdtdh="http://schemas.microsoft.com/office/word/2020/wordml/sdtdatahash" xmlns:w16sdtfl="http://schemas.microsoft.com/office/word/2024/wordml/sdtformatlock" xmlns:w16se="http://schemas.microsoft.com/office/word/2015/wordml/symex" xmlns:wpg="http://schemas.microsoft.com/office/word/2010/wordprocessingGroup" xmlns:wpi="http://schemas.microsoft.com/office/word/2010/wordprocessingInk" xmlns:wne="http://schemas.microsoft.com/office/word/2006/wordml" xmlns:wps="http://schemas.microsoft.com/office/word/2010/wordprocessingShape" mc:Ignorable="w14 w15 w16se w16cid w16 w16cex w16sdtdh w16sdtfl w16du wp14">
+<w:footnotes xmlns:wpc="http://schemas.microsoft.com/office/word/2010/wordprocessingCanvas" xmlns:cx="http://schemas.microsoft.com/office/drawing/2014/chartex" xmlns:cx1="http://schemas.microsoft.com/office/drawing/2015/9/8/chartex" xmlns:cx2="http://schemas.microsoft.com/office/drawing/2015/10/21/chartex" xmlns:cx3="http://schemas.microsoft.com/office/drawing/2016/5/9/chartex" xmlns:cx4="http://schemas.microsoft.com/office/drawing/2016/5/10/chartex" xmlns:cx5="http://schemas.microsoft.com/office/drawing/2016/5/11/chartex" xmlns:cx6="http://schemas.microsoft.com/office/drawing/2016/5/12/chartex" xmlns:cx7="http://schemas.microsoft.com/office/drawing/2016/5/13/chartex" xmlns:cx8="http://schemas.microsoft.com/office/drawing/2016/5/14/chartex" xmlns:mc="http://schemas.openxmlformats.org/markup-compatibility/2006" xmlns:aink="http://schemas.microsoft.com/office/drawing/2016/ink" xmlns:am3d="http://schemas.microsoft.com/office/drawing/2017/model3d" xmlns:o="urn:schemas-microsoft-com:office:office" xmlns:oel="http://schemas.microsoft.com/office/2019/extlst" xmlns:r="http://schemas.openxmlformats.org/officeDocument/2006/relationships" xmlns:m="http://schemas.openxmlformats.org/officeDocument/2006/math" xmlns:v="urn:schemas-microsoft-com:vml" xmlns:wp14="http://schemas.microsoft.com/office/word/2010/wordprocessingDrawing" xmlns:wp="http://schemas.openxmlformats.org/drawingml/2006/wordprocessingDrawing" xmlns:w10="urn:schemas-microsoft-com:office:word" xmlns:w="http://schemas.openxmlformats.org/wordprocessingml/2006/main" xmlns:w14="http://schemas.microsoft.com/office/word/2010/wordml" xmlns:w15="http://schemas.microsoft.com/office/word/2012/wordml" xmlns:w16cex="http://schemas.microsoft.com/office/word/2018/wordml/cex" xmlns:w16cid="http://schemas.microsoft.com/office/word/2016/wordml/cid" xmlns:w16="http://schemas.microsoft.com/office/word/2018/wordml" xmlns:w16sdtdh="http://schemas.microsoft.com/office/word/2020/wordml/sdtdatahash" xmlns:w16se="http://schemas.microsoft.com/office/word/2015/wordml/symex" xmlns:wpg="http://schemas.microsoft.com/office/word/2010/wordprocessingGroup" xmlns:wpi="http://schemas.microsoft.com/office/word/2010/wordprocessingInk" xmlns:wne="http://schemas.microsoft.com/office/word/2006/wordml" xmlns:wps="http://schemas.microsoft.com/office/word/2010/wordprocessingShape" mc:Ignorable="w14 w15 w16se w16cid w16 w16cex w16sdtdh wp14">
   <w:footnote w:type="separator" w:id="-1">
     <w:p>
       <w:pPr>
@@ -2788,7 +2802,7 @@
 </file>
 
 <file path=word/numbering.xml><?xml version="1.0" encoding="utf-8"?>
-<w:numbering xmlns:wpc="http://schemas.microsoft.com/office/word/2010/wordprocessingCanvas" xmlns:cx="http://schemas.microsoft.com/office/drawing/2014/chartex" xmlns:cx1="http://schemas.microsoft.com/office/drawing/2015/9/8/chartex" xmlns:cx2="http://schemas.microsoft.com/office/drawing/2015/10/21/chartex" xmlns:cx3="http://schemas.microsoft.com/office/drawing/2016/5/9/chartex" xmlns:cx4="http://schemas.microsoft.com/office/drawing/2016/5/10/chartex" xmlns:cx5="http://schemas.microsoft.com/office/drawing/2016/5/11/chartex" xmlns:cx6="http://schemas.microsoft.com/office/drawing/2016/5/12/chartex" xmlns:cx7="http://schemas.microsoft.com/office/drawing/2016/5/13/chartex" xmlns:cx8="http://schemas.microsoft.com/office/drawing/2016/5/14/chartex" xmlns:mc="http://schemas.openxmlformats.org/markup-compatibility/2006" xmlns:aink="http://schemas.microsoft.com/office/drawing/2016/ink" xmlns:am3d="http://schemas.microsoft.com/office/drawing/2017/model3d" xmlns:o="urn:schemas-microsoft-com:office:office" xmlns:oel="http://schemas.microsoft.com/office/2019/extlst" xmlns:r="http://schemas.openxmlformats.org/officeDocument/2006/relationships" xmlns:m="http://schemas.openxmlformats.org/officeDocument/2006/math" xmlns:v="urn:schemas-microsoft-com:vml" xmlns:wp14="http://schemas.microsoft.com/office/word/2010/wordprocessingDrawing" xmlns:wp="http://schemas.openxmlformats.org/drawingml/2006/wordprocessingDrawing" xmlns:w10="urn:schemas-microsoft-com:office:word" xmlns:w="http://schemas.openxmlformats.org/wordprocessingml/2006/main" xmlns:w14="http://schemas.microsoft.com/office/word/2010/wordml" xmlns:w15="http://schemas.microsoft.com/office/word/2012/wordml" xmlns:w16cex="http://schemas.microsoft.com/office/word/2018/wordml/cex" xmlns:w16cid="http://schemas.microsoft.com/office/word/2016/wordml/cid" xmlns:w16="http://schemas.microsoft.com/office/word/2018/wordml" xmlns:w16du="http://schemas.microsoft.com/office/word/2023/wordml/word16du" xmlns:w16sdtdh="http://schemas.microsoft.com/office/word/2020/wordml/sdtdatahash" xmlns:w16sdtfl="http://schemas.microsoft.com/office/word/2024/wordml/sdtformatlock" xmlns:w16se="http://schemas.microsoft.com/office/word/2015/wordml/symex" xmlns:wpg="http://schemas.microsoft.com/office/word/2010/wordprocessingGroup" xmlns:wpi="http://schemas.microsoft.com/office/word/2010/wordprocessingInk" xmlns:wne="http://schemas.microsoft.com/office/word/2006/wordml" xmlns:wps="http://schemas.microsoft.com/office/word/2010/wordprocessingShape" mc:Ignorable="w14 w15 w16se w16cid w16 w16cex w16sdtdh w16sdtfl w16du wp14">
+<w:numbering xmlns:wpc="http://schemas.microsoft.com/office/word/2010/wordprocessingCanvas" xmlns:cx="http://schemas.microsoft.com/office/drawing/2014/chartex" xmlns:cx1="http://schemas.microsoft.com/office/drawing/2015/9/8/chartex" xmlns:cx2="http://schemas.microsoft.com/office/drawing/2015/10/21/chartex" xmlns:cx3="http://schemas.microsoft.com/office/drawing/2016/5/9/chartex" xmlns:cx4="http://schemas.microsoft.com/office/drawing/2016/5/10/chartex" xmlns:cx5="http://schemas.microsoft.com/office/drawing/2016/5/11/chartex" xmlns:cx6="http://schemas.microsoft.com/office/drawing/2016/5/12/chartex" xmlns:cx7="http://schemas.microsoft.com/office/drawing/2016/5/13/chartex" xmlns:cx8="http://schemas.microsoft.com/office/drawing/2016/5/14/chartex" xmlns:mc="http://schemas.openxmlformats.org/markup-compatibility/2006" xmlns:aink="http://schemas.microsoft.com/office/drawing/2016/ink" xmlns:am3d="http://schemas.microsoft.com/office/drawing/2017/model3d" xmlns:o="urn:schemas-microsoft-com:office:office" xmlns:oel="http://schemas.microsoft.com/office/2019/extlst" xmlns:r="http://schemas.openxmlformats.org/officeDocument/2006/relationships" xmlns:m="http://schemas.openxmlformats.org/officeDocument/2006/math" xmlns:v="urn:schemas-microsoft-com:vml" xmlns:wp14="http://schemas.microsoft.com/office/word/2010/wordprocessingDrawing" xmlns:wp="http://schemas.openxmlformats.org/drawingml/2006/wordprocessingDrawing" xmlns:w10="urn:schemas-microsoft-com:office:word" xmlns:w="http://schemas.openxmlformats.org/wordprocessingml/2006/main" xmlns:w14="http://schemas.microsoft.com/office/word/2010/wordml" xmlns:w15="http://schemas.microsoft.com/office/word/2012/wordml" xmlns:w16cex="http://schemas.microsoft.com/office/word/2018/wordml/cex" xmlns:w16cid="http://schemas.microsoft.com/office/word/2016/wordml/cid" xmlns:w16="http://schemas.microsoft.com/office/word/2018/wordml" xmlns:w16sdtdh="http://schemas.microsoft.com/office/word/2020/wordml/sdtdatahash" xmlns:w16se="http://schemas.microsoft.com/office/word/2015/wordml/symex" xmlns:wpg="http://schemas.microsoft.com/office/word/2010/wordprocessingGroup" xmlns:wpi="http://schemas.microsoft.com/office/word/2010/wordprocessingInk" xmlns:wne="http://schemas.microsoft.com/office/word/2006/wordml" xmlns:wps="http://schemas.microsoft.com/office/word/2010/wordprocessingShape" mc:Ignorable="w14 w15 w16se w16cid w16 w16cex w16sdtdh wp14">
   <w:abstractNum w:abstractNumId="0" w15:restartNumberingAfterBreak="0">
     <w:nsid w:val="FFFFFF7C"/>
     <w:multiLevelType w:val="singleLevel"/>
@@ -2991,7 +3005,7 @@
 </file>
 
 <file path=word/styles.xml><?xml version="1.0" encoding="utf-8"?>
-<w:styles xmlns:mc="http://schemas.openxmlformats.org/markup-compatibility/2006" xmlns:r="http://schemas.openxmlformats.org/officeDocument/2006/relationships" xmlns:w="http://schemas.openxmlformats.org/wordprocessingml/2006/main" xmlns:w14="http://schemas.microsoft.com/office/word/2010/wordml" xmlns:w15="http://schemas.microsoft.com/office/word/2012/wordml" xmlns:w16cex="http://schemas.microsoft.com/office/word/2018/wordml/cex" xmlns:w16cid="http://schemas.microsoft.com/office/word/2016/wordml/cid" xmlns:w16="http://schemas.microsoft.com/office/word/2018/wordml" xmlns:w16du="http://schemas.microsoft.com/office/word/2023/wordml/word16du" xmlns:w16sdtdh="http://schemas.microsoft.com/office/word/2020/wordml/sdtdatahash" xmlns:w16sdtfl="http://schemas.microsoft.com/office/word/2024/wordml/sdtformatlock" xmlns:w16se="http://schemas.microsoft.com/office/word/2015/wordml/symex" mc:Ignorable="w14 w15 w16se w16cid w16 w16cex w16sdtdh w16sdtfl w16du">
+<w:styles xmlns:mc="http://schemas.openxmlformats.org/markup-compatibility/2006" xmlns:r="http://schemas.openxmlformats.org/officeDocument/2006/relationships" xmlns:w="http://schemas.openxmlformats.org/wordprocessingml/2006/main" xmlns:w14="http://schemas.microsoft.com/office/word/2010/wordml" xmlns:w15="http://schemas.microsoft.com/office/word/2012/wordml" xmlns:w16cex="http://schemas.microsoft.com/office/word/2018/wordml/cex" xmlns:w16cid="http://schemas.microsoft.com/office/word/2016/wordml/cid" xmlns:w16="http://schemas.microsoft.com/office/word/2018/wordml" xmlns:w16sdtdh="http://schemas.microsoft.com/office/word/2020/wordml/sdtdatahash" xmlns:w16se="http://schemas.microsoft.com/office/word/2015/wordml/symex" mc:Ignorable="w14 w15 w16se w16cid w16 w16cex w16sdtdh">
   <w:docDefaults>
     <w:rPrDefault>
       <w:rPr>
@@ -3600,6 +3614,7 @@
   <w:style w:type="character" w:default="1" w:styleId="DefaultParagraphFont">
     <w:name w:val="Default Paragraph Font"/>
     <w:uiPriority w:val="1"/>
+    <w:semiHidden/>
     <w:unhideWhenUsed/>
   </w:style>
   <w:style w:type="table" w:default="1" w:styleId="TableNormal">

--- a/public/doc/emr/print_ranap_dewasa_dokter.docx
+++ b/public/doc/emr/print_ranap_dewasa_dokter.docx
@@ -1,6 +1,6 @@
 
 <file path=word/document.xml><?xml version="1.0" encoding="utf-8"?>
-<w:document xmlns:wpc="http://schemas.microsoft.com/office/word/2010/wordprocessingCanvas" xmlns:cx="http://schemas.microsoft.com/office/drawing/2014/chartex" xmlns:cx1="http://schemas.microsoft.com/office/drawing/2015/9/8/chartex" xmlns:cx2="http://schemas.microsoft.com/office/drawing/2015/10/21/chartex" xmlns:cx3="http://schemas.microsoft.com/office/drawing/2016/5/9/chartex" xmlns:cx4="http://schemas.microsoft.com/office/drawing/2016/5/10/chartex" xmlns:cx5="http://schemas.microsoft.com/office/drawing/2016/5/11/chartex" xmlns:cx6="http://schemas.microsoft.com/office/drawing/2016/5/12/chartex" xmlns:cx7="http://schemas.microsoft.com/office/drawing/2016/5/13/chartex" xmlns:cx8="http://schemas.microsoft.com/office/drawing/2016/5/14/chartex" xmlns:mc="http://schemas.openxmlformats.org/markup-compatibility/2006" xmlns:aink="http://schemas.microsoft.com/office/drawing/2016/ink" xmlns:am3d="http://schemas.microsoft.com/office/drawing/2017/model3d" xmlns:o="urn:schemas-microsoft-com:office:office" xmlns:oel="http://schemas.microsoft.com/office/2019/extlst" xmlns:r="http://schemas.openxmlformats.org/officeDocument/2006/relationships" xmlns:m="http://schemas.openxmlformats.org/officeDocument/2006/math" xmlns:v="urn:schemas-microsoft-com:vml" xmlns:wp14="http://schemas.microsoft.com/office/word/2010/wordprocessingDrawing" xmlns:wp="http://schemas.openxmlformats.org/drawingml/2006/wordprocessingDrawing" xmlns:w10="urn:schemas-microsoft-com:office:word" xmlns:w="http://schemas.openxmlformats.org/wordprocessingml/2006/main" xmlns:w14="http://schemas.microsoft.com/office/word/2010/wordml" xmlns:w15="http://schemas.microsoft.com/office/word/2012/wordml" xmlns:w16cex="http://schemas.microsoft.com/office/word/2018/wordml/cex" xmlns:w16cid="http://schemas.microsoft.com/office/word/2016/wordml/cid" xmlns:w16="http://schemas.microsoft.com/office/word/2018/wordml" xmlns:w16sdtdh="http://schemas.microsoft.com/office/word/2020/wordml/sdtdatahash" xmlns:w16se="http://schemas.microsoft.com/office/word/2015/wordml/symex" xmlns:wpg="http://schemas.microsoft.com/office/word/2010/wordprocessingGroup" xmlns:wpi="http://schemas.microsoft.com/office/word/2010/wordprocessingInk" xmlns:wne="http://schemas.microsoft.com/office/word/2006/wordml" xmlns:wps="http://schemas.microsoft.com/office/word/2010/wordprocessingShape" mc:Ignorable="w14 w15 w16se w16cid w16 w16cex w16sdtdh wp14">
+<w:document xmlns:wpc="http://schemas.microsoft.com/office/word/2010/wordprocessingCanvas" xmlns:cx="http://schemas.microsoft.com/office/drawing/2014/chartex" xmlns:cx1="http://schemas.microsoft.com/office/drawing/2015/9/8/chartex" xmlns:cx2="http://schemas.microsoft.com/office/drawing/2015/10/21/chartex" xmlns:cx3="http://schemas.microsoft.com/office/drawing/2016/5/9/chartex" xmlns:cx4="http://schemas.microsoft.com/office/drawing/2016/5/10/chartex" xmlns:cx5="http://schemas.microsoft.com/office/drawing/2016/5/11/chartex" xmlns:cx6="http://schemas.microsoft.com/office/drawing/2016/5/12/chartex" xmlns:cx7="http://schemas.microsoft.com/office/drawing/2016/5/13/chartex" xmlns:cx8="http://schemas.microsoft.com/office/drawing/2016/5/14/chartex" xmlns:mc="http://schemas.openxmlformats.org/markup-compatibility/2006" xmlns:aink="http://schemas.microsoft.com/office/drawing/2016/ink" xmlns:am3d="http://schemas.microsoft.com/office/drawing/2017/model3d" xmlns:o="urn:schemas-microsoft-com:office:office" xmlns:oel="http://schemas.microsoft.com/office/2019/extlst" xmlns:r="http://schemas.openxmlformats.org/officeDocument/2006/relationships" xmlns:m="http://schemas.openxmlformats.org/officeDocument/2006/math" xmlns:v="urn:schemas-microsoft-com:vml" xmlns:wp14="http://schemas.microsoft.com/office/word/2010/wordprocessingDrawing" xmlns:wp="http://schemas.openxmlformats.org/drawingml/2006/wordprocessingDrawing" xmlns:w10="urn:schemas-microsoft-com:office:word" xmlns:w="http://schemas.openxmlformats.org/wordprocessingml/2006/main" xmlns:w14="http://schemas.microsoft.com/office/word/2010/wordml" xmlns:w15="http://schemas.microsoft.com/office/word/2012/wordml" xmlns:w16cex="http://schemas.microsoft.com/office/word/2018/wordml/cex" xmlns:w16cid="http://schemas.microsoft.com/office/word/2016/wordml/cid" xmlns:w16="http://schemas.microsoft.com/office/word/2018/wordml" xmlns:w16du="http://schemas.microsoft.com/office/word/2023/wordml/word16du" xmlns:w16sdtdh="http://schemas.microsoft.com/office/word/2020/wordml/sdtdatahash" xmlns:w16sdtfl="http://schemas.microsoft.com/office/word/2024/wordml/sdtformatlock" xmlns:w16se="http://schemas.microsoft.com/office/word/2015/wordml/symex" xmlns:wpg="http://schemas.microsoft.com/office/word/2010/wordprocessingGroup" xmlns:wpi="http://schemas.microsoft.com/office/word/2010/wordprocessingInk" xmlns:wne="http://schemas.microsoft.com/office/word/2006/wordml" xmlns:wps="http://schemas.microsoft.com/office/word/2010/wordprocessingShape" mc:Ignorable="w14 w15 w16se w16cid w16 w16cex w16sdtdh w16sdtfl w16du wp14">
   <w:body>
     <w:tbl>
       <w:tblPr>
@@ -144,23 +144,7 @@
                 <w:b/>
                 <w:szCs w:val="16"/>
               </w:rPr>
-              <w:t xml:space="preserve">Jl. Mayor Sunaryo No.37, </w:t>
-            </w:r>
-            <w:proofErr w:type="spellStart"/>
-            <w:r>
-              <w:rPr>
-                <w:b/>
-                <w:szCs w:val="16"/>
-              </w:rPr>
-              <w:t>Jetis</w:t>
-            </w:r>
-            <w:proofErr w:type="spellEnd"/>
-            <w:r>
-              <w:rPr>
-                <w:b/>
-                <w:szCs w:val="16"/>
-              </w:rPr>
-              <w:t xml:space="preserve">, </w:t>
+              <w:t xml:space="preserve">Jl. Mayor Sunaryo No.37, Jetis, </w:t>
             </w:r>
             <w:proofErr w:type="spellStart"/>
             <w:r>
@@ -218,7 +202,23 @@
                 <w:b/>
                 <w:szCs w:val="16"/>
               </w:rPr>
-              <w:t xml:space="preserve"> Website : </w:t>
+              <w:t xml:space="preserve"> </w:t>
+            </w:r>
+            <w:proofErr w:type="gramStart"/>
+            <w:r>
+              <w:rPr>
+                <w:b/>
+                <w:szCs w:val="16"/>
+              </w:rPr>
+              <w:t>Website :</w:t>
+            </w:r>
+            <w:proofErr w:type="gramEnd"/>
+            <w:r>
+              <w:rPr>
+                <w:b/>
+                <w:szCs w:val="16"/>
+              </w:rPr>
+              <w:t xml:space="preserve"> </w:t>
             </w:r>
             <w:hyperlink r:id="rId10" w:history="1">
               <w:r>
@@ -592,7 +592,17 @@
                 <w:sz w:val="26"/>
                 <w:szCs w:val="26"/>
               </w:rPr>
-              <w:t>RM 3 e 1</w:t>
+              <w:t xml:space="preserve">RM </w:t>
+            </w:r>
+            <w:r>
+              <w:rPr>
+                <w:b/>
+                <w:bCs/>
+                <w:noProof/>
+                <w:sz w:val="26"/>
+                <w:szCs w:val="26"/>
+              </w:rPr>
+              <w:t>03 f</w:t>
             </w:r>
           </w:p>
         </w:tc>
@@ -1088,13 +1098,8 @@
             </w:r>
             <w:proofErr w:type="spellEnd"/>
             <w:r>
-              <w:t xml:space="preserve"> </w:t>
-            </w:r>
-            <w:proofErr w:type="spellStart"/>
-            <w:r>
-              <w:t>Umum</w:t>
-            </w:r>
-            <w:proofErr w:type="spellEnd"/>
+              <w:t xml:space="preserve"> Umum</w:t>
+            </w:r>
           </w:p>
         </w:tc>
         <w:tc>
@@ -1320,13 +1325,8 @@
             </w:r>
             <w:proofErr w:type="spellEnd"/>
             <w:r>
-              <w:t xml:space="preserve"> </w:t>
-            </w:r>
-            <w:proofErr w:type="spellStart"/>
-            <w:r>
-              <w:t>Nafas</w:t>
-            </w:r>
-            <w:proofErr w:type="spellEnd"/>
+              <w:t xml:space="preserve"> Nafas</w:t>
+            </w:r>
           </w:p>
         </w:tc>
         <w:tc>
@@ -1733,13 +1733,8 @@
             <w:gridSpan w:val="3"/>
           </w:tcPr>
           <w:p>
-            <w:proofErr w:type="spellStart"/>
-            <w:r>
-              <w:t>Paru</w:t>
-            </w:r>
-            <w:proofErr w:type="spellEnd"/>
-            <w:r>
-              <w:t xml:space="preserve"> (</w:t>
+            <w:r>
+              <w:t>Paru (</w:t>
             </w:r>
             <w:proofErr w:type="spellStart"/>
             <w:r>
@@ -2323,7 +2318,14 @@
             </w:r>
             <w:r>
               <w:br/>
-              <w:t xml:space="preserve">Alasan : </w:t>
+            </w:r>
+            <w:proofErr w:type="gramStart"/>
+            <w:r>
+              <w:t>Alasan :</w:t>
+            </w:r>
+            <w:proofErr w:type="gramEnd"/>
+            <w:r>
+              <w:t xml:space="preserve"> </w:t>
             </w:r>
             <w:r>
               <w:t>${KRITERIA_PULANG_KARENA}</w:t>
@@ -2582,6 +2584,7 @@
               </w:rPr>
               <w:t>FINALISASI_OLEH</w:t>
             </w:r>
+            <w:proofErr w:type="gramStart"/>
             <w:r>
               <w:rPr>
                 <w:u w:val="single"/>
@@ -2591,6 +2594,7 @@
             <w:r>
               <w:t xml:space="preserve"> )</w:t>
             </w:r>
+            <w:proofErr w:type="gramEnd"/>
           </w:p>
           <w:p>
             <w:pPr>
@@ -2606,25 +2610,7 @@
                 <w:szCs w:val="18"/>
                 <w:lang w:val="en-ID"/>
               </w:rPr>
-              <w:t xml:space="preserve">Tanda </w:t>
-            </w:r>
-            <w:proofErr w:type="spellStart"/>
-            <w:r>
-              <w:rPr>
-                <w:sz w:val="14"/>
-                <w:szCs w:val="18"/>
-                <w:lang w:val="en-ID"/>
-              </w:rPr>
-              <w:t>Tangan</w:t>
-            </w:r>
-            <w:proofErr w:type="spellEnd"/>
-            <w:r>
-              <w:rPr>
-                <w:sz w:val="14"/>
-                <w:szCs w:val="18"/>
-                <w:lang w:val="en-ID"/>
-              </w:rPr>
-              <w:t xml:space="preserve"> dan Nama </w:t>
+              <w:t xml:space="preserve">Tanda Tangan dan Nama </w:t>
             </w:r>
             <w:proofErr w:type="spellStart"/>
             <w:r>
@@ -2657,7 +2643,7 @@
 </file>
 
 <file path=word/endnotes.xml><?xml version="1.0" encoding="utf-8"?>
-<w:endnotes xmlns:wpc="http://schemas.microsoft.com/office/word/2010/wordprocessingCanvas" xmlns:cx="http://schemas.microsoft.com/office/drawing/2014/chartex" xmlns:cx1="http://schemas.microsoft.com/office/drawing/2015/9/8/chartex" xmlns:cx2="http://schemas.microsoft.com/office/drawing/2015/10/21/chartex" xmlns:cx3="http://schemas.microsoft.com/office/drawing/2016/5/9/chartex" xmlns:cx4="http://schemas.microsoft.com/office/drawing/2016/5/10/chartex" xmlns:cx5="http://schemas.microsoft.com/office/drawing/2016/5/11/chartex" xmlns:cx6="http://schemas.microsoft.com/office/drawing/2016/5/12/chartex" xmlns:cx7="http://schemas.microsoft.com/office/drawing/2016/5/13/chartex" xmlns:cx8="http://schemas.microsoft.com/office/drawing/2016/5/14/chartex" xmlns:mc="http://schemas.openxmlformats.org/markup-compatibility/2006" xmlns:aink="http://schemas.microsoft.com/office/drawing/2016/ink" xmlns:am3d="http://schemas.microsoft.com/office/drawing/2017/model3d" xmlns:o="urn:schemas-microsoft-com:office:office" xmlns:oel="http://schemas.microsoft.com/office/2019/extlst" xmlns:r="http://schemas.openxmlformats.org/officeDocument/2006/relationships" xmlns:m="http://schemas.openxmlformats.org/officeDocument/2006/math" xmlns:v="urn:schemas-microsoft-com:vml" xmlns:wp14="http://schemas.microsoft.com/office/word/2010/wordprocessingDrawing" xmlns:wp="http://schemas.openxmlformats.org/drawingml/2006/wordprocessingDrawing" xmlns:w10="urn:schemas-microsoft-com:office:word" xmlns:w="http://schemas.openxmlformats.org/wordprocessingml/2006/main" xmlns:w14="http://schemas.microsoft.com/office/word/2010/wordml" xmlns:w15="http://schemas.microsoft.com/office/word/2012/wordml" xmlns:w16cex="http://schemas.microsoft.com/office/word/2018/wordml/cex" xmlns:w16cid="http://schemas.microsoft.com/office/word/2016/wordml/cid" xmlns:w16="http://schemas.microsoft.com/office/word/2018/wordml" xmlns:w16sdtdh="http://schemas.microsoft.com/office/word/2020/wordml/sdtdatahash" xmlns:w16se="http://schemas.microsoft.com/office/word/2015/wordml/symex" xmlns:wpg="http://schemas.microsoft.com/office/word/2010/wordprocessingGroup" xmlns:wpi="http://schemas.microsoft.com/office/word/2010/wordprocessingInk" xmlns:wne="http://schemas.microsoft.com/office/word/2006/wordml" xmlns:wps="http://schemas.microsoft.com/office/word/2010/wordprocessingShape" mc:Ignorable="w14 w15 w16se w16cid w16 w16cex w16sdtdh wp14">
+<w:endnotes xmlns:wpc="http://schemas.microsoft.com/office/word/2010/wordprocessingCanvas" xmlns:cx="http://schemas.microsoft.com/office/drawing/2014/chartex" xmlns:cx1="http://schemas.microsoft.com/office/drawing/2015/9/8/chartex" xmlns:cx2="http://schemas.microsoft.com/office/drawing/2015/10/21/chartex" xmlns:cx3="http://schemas.microsoft.com/office/drawing/2016/5/9/chartex" xmlns:cx4="http://schemas.microsoft.com/office/drawing/2016/5/10/chartex" xmlns:cx5="http://schemas.microsoft.com/office/drawing/2016/5/11/chartex" xmlns:cx6="http://schemas.microsoft.com/office/drawing/2016/5/12/chartex" xmlns:cx7="http://schemas.microsoft.com/office/drawing/2016/5/13/chartex" xmlns:cx8="http://schemas.microsoft.com/office/drawing/2016/5/14/chartex" xmlns:mc="http://schemas.openxmlformats.org/markup-compatibility/2006" xmlns:aink="http://schemas.microsoft.com/office/drawing/2016/ink" xmlns:am3d="http://schemas.microsoft.com/office/drawing/2017/model3d" xmlns:o="urn:schemas-microsoft-com:office:office" xmlns:oel="http://schemas.microsoft.com/office/2019/extlst" xmlns:r="http://schemas.openxmlformats.org/officeDocument/2006/relationships" xmlns:m="http://schemas.openxmlformats.org/officeDocument/2006/math" xmlns:v="urn:schemas-microsoft-com:vml" xmlns:wp14="http://schemas.microsoft.com/office/word/2010/wordprocessingDrawing" xmlns:wp="http://schemas.openxmlformats.org/drawingml/2006/wordprocessingDrawing" xmlns:w10="urn:schemas-microsoft-com:office:word" xmlns:w="http://schemas.openxmlformats.org/wordprocessingml/2006/main" xmlns:w14="http://schemas.microsoft.com/office/word/2010/wordml" xmlns:w15="http://schemas.microsoft.com/office/word/2012/wordml" xmlns:w16cex="http://schemas.microsoft.com/office/word/2018/wordml/cex" xmlns:w16cid="http://schemas.microsoft.com/office/word/2016/wordml/cid" xmlns:w16="http://schemas.microsoft.com/office/word/2018/wordml" xmlns:w16du="http://schemas.microsoft.com/office/word/2023/wordml/word16du" xmlns:w16sdtdh="http://schemas.microsoft.com/office/word/2020/wordml/sdtdatahash" xmlns:w16sdtfl="http://schemas.microsoft.com/office/word/2024/wordml/sdtformatlock" xmlns:w16se="http://schemas.microsoft.com/office/word/2015/wordml/symex" xmlns:wpg="http://schemas.microsoft.com/office/word/2010/wordprocessingGroup" xmlns:wpi="http://schemas.microsoft.com/office/word/2010/wordprocessingInk" xmlns:wne="http://schemas.microsoft.com/office/word/2006/wordml" xmlns:wps="http://schemas.microsoft.com/office/word/2010/wordprocessingShape" mc:Ignorable="w14 w15 w16se w16cid w16 w16cex w16sdtdh w16sdtfl w16du wp14">
   <w:endnote w:type="separator" w:id="-1">
     <w:p>
       <w:pPr>
@@ -2682,7 +2668,7 @@
 </file>
 
 <file path=word/footer1.xml><?xml version="1.0" encoding="utf-8"?>
-<w:ftr xmlns:wpc="http://schemas.microsoft.com/office/word/2010/wordprocessingCanvas" xmlns:cx="http://schemas.microsoft.com/office/drawing/2014/chartex" xmlns:cx1="http://schemas.microsoft.com/office/drawing/2015/9/8/chartex" xmlns:cx2="http://schemas.microsoft.com/office/drawing/2015/10/21/chartex" xmlns:cx3="http://schemas.microsoft.com/office/drawing/2016/5/9/chartex" xmlns:cx4="http://schemas.microsoft.com/office/drawing/2016/5/10/chartex" xmlns:cx5="http://schemas.microsoft.com/office/drawing/2016/5/11/chartex" xmlns:cx6="http://schemas.microsoft.com/office/drawing/2016/5/12/chartex" xmlns:cx7="http://schemas.microsoft.com/office/drawing/2016/5/13/chartex" xmlns:cx8="http://schemas.microsoft.com/office/drawing/2016/5/14/chartex" xmlns:mc="http://schemas.openxmlformats.org/markup-compatibility/2006" xmlns:aink="http://schemas.microsoft.com/office/drawing/2016/ink" xmlns:am3d="http://schemas.microsoft.com/office/drawing/2017/model3d" xmlns:o="urn:schemas-microsoft-com:office:office" xmlns:oel="http://schemas.microsoft.com/office/2019/extlst" xmlns:r="http://schemas.openxmlformats.org/officeDocument/2006/relationships" xmlns:m="http://schemas.openxmlformats.org/officeDocument/2006/math" xmlns:v="urn:schemas-microsoft-com:vml" xmlns:wp14="http://schemas.microsoft.com/office/word/2010/wordprocessingDrawing" xmlns:wp="http://schemas.openxmlformats.org/drawingml/2006/wordprocessingDrawing" xmlns:w10="urn:schemas-microsoft-com:office:word" xmlns:w="http://schemas.openxmlformats.org/wordprocessingml/2006/main" xmlns:w14="http://schemas.microsoft.com/office/word/2010/wordml" xmlns:w15="http://schemas.microsoft.com/office/word/2012/wordml" xmlns:w16cex="http://schemas.microsoft.com/office/word/2018/wordml/cex" xmlns:w16cid="http://schemas.microsoft.com/office/word/2016/wordml/cid" xmlns:w16="http://schemas.microsoft.com/office/word/2018/wordml" xmlns:w16sdtdh="http://schemas.microsoft.com/office/word/2020/wordml/sdtdatahash" xmlns:w16se="http://schemas.microsoft.com/office/word/2015/wordml/symex" xmlns:wpg="http://schemas.microsoft.com/office/word/2010/wordprocessingGroup" xmlns:wpi="http://schemas.microsoft.com/office/word/2010/wordprocessingInk" xmlns:wne="http://schemas.microsoft.com/office/word/2006/wordml" xmlns:wps="http://schemas.microsoft.com/office/word/2010/wordprocessingShape" mc:Ignorable="w14 w15 w16se w16cid w16 w16cex w16sdtdh wp14">
+<w:ftr xmlns:wpc="http://schemas.microsoft.com/office/word/2010/wordprocessingCanvas" xmlns:cx="http://schemas.microsoft.com/office/drawing/2014/chartex" xmlns:cx1="http://schemas.microsoft.com/office/drawing/2015/9/8/chartex" xmlns:cx2="http://schemas.microsoft.com/office/drawing/2015/10/21/chartex" xmlns:cx3="http://schemas.microsoft.com/office/drawing/2016/5/9/chartex" xmlns:cx4="http://schemas.microsoft.com/office/drawing/2016/5/10/chartex" xmlns:cx5="http://schemas.microsoft.com/office/drawing/2016/5/11/chartex" xmlns:cx6="http://schemas.microsoft.com/office/drawing/2016/5/12/chartex" xmlns:cx7="http://schemas.microsoft.com/office/drawing/2016/5/13/chartex" xmlns:cx8="http://schemas.microsoft.com/office/drawing/2016/5/14/chartex" xmlns:mc="http://schemas.openxmlformats.org/markup-compatibility/2006" xmlns:aink="http://schemas.microsoft.com/office/drawing/2016/ink" xmlns:am3d="http://schemas.microsoft.com/office/drawing/2017/model3d" xmlns:o="urn:schemas-microsoft-com:office:office" xmlns:oel="http://schemas.microsoft.com/office/2019/extlst" xmlns:r="http://schemas.openxmlformats.org/officeDocument/2006/relationships" xmlns:m="http://schemas.openxmlformats.org/officeDocument/2006/math" xmlns:v="urn:schemas-microsoft-com:vml" xmlns:wp14="http://schemas.microsoft.com/office/word/2010/wordprocessingDrawing" xmlns:wp="http://schemas.openxmlformats.org/drawingml/2006/wordprocessingDrawing" xmlns:w10="urn:schemas-microsoft-com:office:word" xmlns:w="http://schemas.openxmlformats.org/wordprocessingml/2006/main" xmlns:w14="http://schemas.microsoft.com/office/word/2010/wordml" xmlns:w15="http://schemas.microsoft.com/office/word/2012/wordml" xmlns:w16cex="http://schemas.microsoft.com/office/word/2018/wordml/cex" xmlns:w16cid="http://schemas.microsoft.com/office/word/2016/wordml/cid" xmlns:w16="http://schemas.microsoft.com/office/word/2018/wordml" xmlns:w16du="http://schemas.microsoft.com/office/word/2023/wordml/word16du" xmlns:w16sdtdh="http://schemas.microsoft.com/office/word/2020/wordml/sdtdatahash" xmlns:w16sdtfl="http://schemas.microsoft.com/office/word/2024/wordml/sdtformatlock" xmlns:w16se="http://schemas.microsoft.com/office/word/2015/wordml/symex" xmlns:wpg="http://schemas.microsoft.com/office/word/2010/wordprocessingGroup" xmlns:wpi="http://schemas.microsoft.com/office/word/2010/wordprocessingInk" xmlns:wne="http://schemas.microsoft.com/office/word/2006/wordml" xmlns:wps="http://schemas.microsoft.com/office/word/2010/wordprocessingShape" mc:Ignorable="w14 w15 w16se w16cid w16 w16cex w16sdtdh w16sdtfl w16du wp14">
   <w:p>
     <w:pPr>
       <w:pStyle w:val="Footer"/>
@@ -2693,7 +2679,6 @@
         <w:lang w:val="en-ID"/>
       </w:rPr>
     </w:pPr>
-    <w:proofErr w:type="spellStart"/>
     <w:r>
       <w:rPr>
         <w:i/>
@@ -2701,83 +2686,14 @@
         <w:sz w:val="16"/>
         <w:szCs w:val="20"/>
       </w:rPr>
-      <w:t>Formulir</w:t>
-    </w:r>
-    <w:proofErr w:type="spellEnd"/>
-    <w:r>
-      <w:rPr>
-        <w:i/>
-        <w:iCs/>
-        <w:sz w:val="16"/>
-        <w:szCs w:val="20"/>
-      </w:rPr>
-      <w:t xml:space="preserve"> </w:t>
-    </w:r>
-    <w:proofErr w:type="spellStart"/>
-    <w:r>
-      <w:rPr>
-        <w:i/>
-        <w:iCs/>
-        <w:sz w:val="16"/>
-        <w:szCs w:val="20"/>
-      </w:rPr>
-      <w:t>ini</w:t>
-    </w:r>
-    <w:proofErr w:type="spellEnd"/>
-    <w:r>
-      <w:rPr>
-        <w:i/>
-        <w:iCs/>
-        <w:sz w:val="16"/>
-        <w:szCs w:val="20"/>
-      </w:rPr>
-      <w:t xml:space="preserve"> </w:t>
-    </w:r>
-    <w:proofErr w:type="spellStart"/>
-    <w:r>
-      <w:rPr>
-        <w:i/>
-        <w:iCs/>
-        <w:sz w:val="16"/>
-        <w:szCs w:val="20"/>
-      </w:rPr>
-      <w:t>dicetak</w:t>
-    </w:r>
-    <w:proofErr w:type="spellEnd"/>
-    <w:r>
-      <w:rPr>
-        <w:i/>
-        <w:iCs/>
-        <w:sz w:val="16"/>
-        <w:szCs w:val="20"/>
-      </w:rPr>
-      <w:t xml:space="preserve"> pada ${</w:t>
-    </w:r>
-    <w:r>
-      <w:rPr>
-        <w:i/>
-        <w:iCs/>
-        <w:sz w:val="16"/>
-        <w:szCs w:val="20"/>
-        <w:lang w:val="en-ID"/>
-      </w:rPr>
-      <w:t>TANGGAL_CETAK</w:t>
-    </w:r>
-    <w:r>
-      <w:rPr>
-        <w:i/>
-        <w:iCs/>
-        <w:sz w:val="16"/>
-        <w:szCs w:val="20"/>
-      </w:rPr>
-      <w:t>}</w:t>
+      <w:t>Rev. II/2026</w:t>
     </w:r>
   </w:p>
 </w:ftr>
 </file>
 
 <file path=word/footnotes.xml><?xml version="1.0" encoding="utf-8"?>
-<w:footnotes xmlns:wpc="http://schemas.microsoft.com/office/word/2010/wordprocessingCanvas" xmlns:cx="http://schemas.microsoft.com/office/drawing/2014/chartex" xmlns:cx1="http://schemas.microsoft.com/office/drawing/2015/9/8/chartex" xmlns:cx2="http://schemas.microsoft.com/office/drawing/2015/10/21/chartex" xmlns:cx3="http://schemas.microsoft.com/office/drawing/2016/5/9/chartex" xmlns:cx4="http://schemas.microsoft.com/office/drawing/2016/5/10/chartex" xmlns:cx5="http://schemas.microsoft.com/office/drawing/2016/5/11/chartex" xmlns:cx6="http://schemas.microsoft.com/office/drawing/2016/5/12/chartex" xmlns:cx7="http://schemas.microsoft.com/office/drawing/2016/5/13/chartex" xmlns:cx8="http://schemas.microsoft.com/office/drawing/2016/5/14/chartex" xmlns:mc="http://schemas.openxmlformats.org/markup-compatibility/2006" xmlns:aink="http://schemas.microsoft.com/office/drawing/2016/ink" xmlns:am3d="http://schemas.microsoft.com/office/drawing/2017/model3d" xmlns:o="urn:schemas-microsoft-com:office:office" xmlns:oel="http://schemas.microsoft.com/office/2019/extlst" xmlns:r="http://schemas.openxmlformats.org/officeDocument/2006/relationships" xmlns:m="http://schemas.openxmlformats.org/officeDocument/2006/math" xmlns:v="urn:schemas-microsoft-com:vml" xmlns:wp14="http://schemas.microsoft.com/office/word/2010/wordprocessingDrawing" xmlns:wp="http://schemas.openxmlformats.org/drawingml/2006/wordprocessingDrawing" xmlns:w10="urn:schemas-microsoft-com:office:word" xmlns:w="http://schemas.openxmlformats.org/wordprocessingml/2006/main" xmlns:w14="http://schemas.microsoft.com/office/word/2010/wordml" xmlns:w15="http://schemas.microsoft.com/office/word/2012/wordml" xmlns:w16cex="http://schemas.microsoft.com/office/word/2018/wordml/cex" xmlns:w16cid="http://schemas.microsoft.com/office/word/2016/wordml/cid" xmlns:w16="http://schemas.microsoft.com/office/word/2018/wordml" xmlns:w16sdtdh="http://schemas.microsoft.com/office/word/2020/wordml/sdtdatahash" xmlns:w16se="http://schemas.microsoft.com/office/word/2015/wordml/symex" xmlns:wpg="http://schemas.microsoft.com/office/word/2010/wordprocessingGroup" xmlns:wpi="http://schemas.microsoft.com/office/word/2010/wordprocessingInk" xmlns:wne="http://schemas.microsoft.com/office/word/2006/wordml" xmlns:wps="http://schemas.microsoft.com/office/word/2010/wordprocessingShape" mc:Ignorable="w14 w15 w16se w16cid w16 w16cex w16sdtdh wp14">
+<w:footnotes xmlns:wpc="http://schemas.microsoft.com/office/word/2010/wordprocessingCanvas" xmlns:cx="http://schemas.microsoft.com/office/drawing/2014/chartex" xmlns:cx1="http://schemas.microsoft.com/office/drawing/2015/9/8/chartex" xmlns:cx2="http://schemas.microsoft.com/office/drawing/2015/10/21/chartex" xmlns:cx3="http://schemas.microsoft.com/office/drawing/2016/5/9/chartex" xmlns:cx4="http://schemas.microsoft.com/office/drawing/2016/5/10/chartex" xmlns:cx5="http://schemas.microsoft.com/office/drawing/2016/5/11/chartex" xmlns:cx6="http://schemas.microsoft.com/office/drawing/2016/5/12/chartex" xmlns:cx7="http://schemas.microsoft.com/office/drawing/2016/5/13/chartex" xmlns:cx8="http://schemas.microsoft.com/office/drawing/2016/5/14/chartex" xmlns:mc="http://schemas.openxmlformats.org/markup-compatibility/2006" xmlns:aink="http://schemas.microsoft.com/office/drawing/2016/ink" xmlns:am3d="http://schemas.microsoft.com/office/drawing/2017/model3d" xmlns:o="urn:schemas-microsoft-com:office:office" xmlns:oel="http://schemas.microsoft.com/office/2019/extlst" xmlns:r="http://schemas.openxmlformats.org/officeDocument/2006/relationships" xmlns:m="http://schemas.openxmlformats.org/officeDocument/2006/math" xmlns:v="urn:schemas-microsoft-com:vml" xmlns:wp14="http://schemas.microsoft.com/office/word/2010/wordprocessingDrawing" xmlns:wp="http://schemas.openxmlformats.org/drawingml/2006/wordprocessingDrawing" xmlns:w10="urn:schemas-microsoft-com:office:word" xmlns:w="http://schemas.openxmlformats.org/wordprocessingml/2006/main" xmlns:w14="http://schemas.microsoft.com/office/word/2010/wordml" xmlns:w15="http://schemas.microsoft.com/office/word/2012/wordml" xmlns:w16cex="http://schemas.microsoft.com/office/word/2018/wordml/cex" xmlns:w16cid="http://schemas.microsoft.com/office/word/2016/wordml/cid" xmlns:w16="http://schemas.microsoft.com/office/word/2018/wordml" xmlns:w16du="http://schemas.microsoft.com/office/word/2023/wordml/word16du" xmlns:w16sdtdh="http://schemas.microsoft.com/office/word/2020/wordml/sdtdatahash" xmlns:w16sdtfl="http://schemas.microsoft.com/office/word/2024/wordml/sdtformatlock" xmlns:w16se="http://schemas.microsoft.com/office/word/2015/wordml/symex" xmlns:wpg="http://schemas.microsoft.com/office/word/2010/wordprocessingGroup" xmlns:wpi="http://schemas.microsoft.com/office/word/2010/wordprocessingInk" xmlns:wne="http://schemas.microsoft.com/office/word/2006/wordml" xmlns:wps="http://schemas.microsoft.com/office/word/2010/wordprocessingShape" mc:Ignorable="w14 w15 w16se w16cid w16 w16cex w16sdtdh w16sdtfl w16du wp14">
   <w:footnote w:type="separator" w:id="-1">
     <w:p>
       <w:pPr>
@@ -2802,7 +2718,7 @@
 </file>
 
 <file path=word/numbering.xml><?xml version="1.0" encoding="utf-8"?>
-<w:numbering xmlns:wpc="http://schemas.microsoft.com/office/word/2010/wordprocessingCanvas" xmlns:cx="http://schemas.microsoft.com/office/drawing/2014/chartex" xmlns:cx1="http://schemas.microsoft.com/office/drawing/2015/9/8/chartex" xmlns:cx2="http://schemas.microsoft.com/office/drawing/2015/10/21/chartex" xmlns:cx3="http://schemas.microsoft.com/office/drawing/2016/5/9/chartex" xmlns:cx4="http://schemas.microsoft.com/office/drawing/2016/5/10/chartex" xmlns:cx5="http://schemas.microsoft.com/office/drawing/2016/5/11/chartex" xmlns:cx6="http://schemas.microsoft.com/office/drawing/2016/5/12/chartex" xmlns:cx7="http://schemas.microsoft.com/office/drawing/2016/5/13/chartex" xmlns:cx8="http://schemas.microsoft.com/office/drawing/2016/5/14/chartex" xmlns:mc="http://schemas.openxmlformats.org/markup-compatibility/2006" xmlns:aink="http://schemas.microsoft.com/office/drawing/2016/ink" xmlns:am3d="http://schemas.microsoft.com/office/drawing/2017/model3d" xmlns:o="urn:schemas-microsoft-com:office:office" xmlns:oel="http://schemas.microsoft.com/office/2019/extlst" xmlns:r="http://schemas.openxmlformats.org/officeDocument/2006/relationships" xmlns:m="http://schemas.openxmlformats.org/officeDocument/2006/math" xmlns:v="urn:schemas-microsoft-com:vml" xmlns:wp14="http://schemas.microsoft.com/office/word/2010/wordprocessingDrawing" xmlns:wp="http://schemas.openxmlformats.org/drawingml/2006/wordprocessingDrawing" xmlns:w10="urn:schemas-microsoft-com:office:word" xmlns:w="http://schemas.openxmlformats.org/wordprocessingml/2006/main" xmlns:w14="http://schemas.microsoft.com/office/word/2010/wordml" xmlns:w15="http://schemas.microsoft.com/office/word/2012/wordml" xmlns:w16cex="http://schemas.microsoft.com/office/word/2018/wordml/cex" xmlns:w16cid="http://schemas.microsoft.com/office/word/2016/wordml/cid" xmlns:w16="http://schemas.microsoft.com/office/word/2018/wordml" xmlns:w16sdtdh="http://schemas.microsoft.com/office/word/2020/wordml/sdtdatahash" xmlns:w16se="http://schemas.microsoft.com/office/word/2015/wordml/symex" xmlns:wpg="http://schemas.microsoft.com/office/word/2010/wordprocessingGroup" xmlns:wpi="http://schemas.microsoft.com/office/word/2010/wordprocessingInk" xmlns:wne="http://schemas.microsoft.com/office/word/2006/wordml" xmlns:wps="http://schemas.microsoft.com/office/word/2010/wordprocessingShape" mc:Ignorable="w14 w15 w16se w16cid w16 w16cex w16sdtdh wp14">
+<w:numbering xmlns:wpc="http://schemas.microsoft.com/office/word/2010/wordprocessingCanvas" xmlns:cx="http://schemas.microsoft.com/office/drawing/2014/chartex" xmlns:cx1="http://schemas.microsoft.com/office/drawing/2015/9/8/chartex" xmlns:cx2="http://schemas.microsoft.com/office/drawing/2015/10/21/chartex" xmlns:cx3="http://schemas.microsoft.com/office/drawing/2016/5/9/chartex" xmlns:cx4="http://schemas.microsoft.com/office/drawing/2016/5/10/chartex" xmlns:cx5="http://schemas.microsoft.com/office/drawing/2016/5/11/chartex" xmlns:cx6="http://schemas.microsoft.com/office/drawing/2016/5/12/chartex" xmlns:cx7="http://schemas.microsoft.com/office/drawing/2016/5/13/chartex" xmlns:cx8="http://schemas.microsoft.com/office/drawing/2016/5/14/chartex" xmlns:mc="http://schemas.openxmlformats.org/markup-compatibility/2006" xmlns:aink="http://schemas.microsoft.com/office/drawing/2016/ink" xmlns:am3d="http://schemas.microsoft.com/office/drawing/2017/model3d" xmlns:o="urn:schemas-microsoft-com:office:office" xmlns:oel="http://schemas.microsoft.com/office/2019/extlst" xmlns:r="http://schemas.openxmlformats.org/officeDocument/2006/relationships" xmlns:m="http://schemas.openxmlformats.org/officeDocument/2006/math" xmlns:v="urn:schemas-microsoft-com:vml" xmlns:wp14="http://schemas.microsoft.com/office/word/2010/wordprocessingDrawing" xmlns:wp="http://schemas.openxmlformats.org/drawingml/2006/wordprocessingDrawing" xmlns:w10="urn:schemas-microsoft-com:office:word" xmlns:w="http://schemas.openxmlformats.org/wordprocessingml/2006/main" xmlns:w14="http://schemas.microsoft.com/office/word/2010/wordml" xmlns:w15="http://schemas.microsoft.com/office/word/2012/wordml" xmlns:w16cex="http://schemas.microsoft.com/office/word/2018/wordml/cex" xmlns:w16cid="http://schemas.microsoft.com/office/word/2016/wordml/cid" xmlns:w16="http://schemas.microsoft.com/office/word/2018/wordml" xmlns:w16du="http://schemas.microsoft.com/office/word/2023/wordml/word16du" xmlns:w16sdtdh="http://schemas.microsoft.com/office/word/2020/wordml/sdtdatahash" xmlns:w16sdtfl="http://schemas.microsoft.com/office/word/2024/wordml/sdtformatlock" xmlns:w16se="http://schemas.microsoft.com/office/word/2015/wordml/symex" xmlns:wpg="http://schemas.microsoft.com/office/word/2010/wordprocessingGroup" xmlns:wpi="http://schemas.microsoft.com/office/word/2010/wordprocessingInk" xmlns:wne="http://schemas.microsoft.com/office/word/2006/wordml" xmlns:wps="http://schemas.microsoft.com/office/word/2010/wordprocessingShape" mc:Ignorable="w14 w15 w16se w16cid w16 w16cex w16sdtdh w16sdtfl w16du wp14">
   <w:abstractNum w:abstractNumId="0" w15:restartNumberingAfterBreak="0">
     <w:nsid w:val="FFFFFF7C"/>
     <w:multiLevelType w:val="singleLevel"/>
@@ -3005,7 +2921,7 @@
 </file>
 
 <file path=word/styles.xml><?xml version="1.0" encoding="utf-8"?>
-<w:styles xmlns:mc="http://schemas.openxmlformats.org/markup-compatibility/2006" xmlns:r="http://schemas.openxmlformats.org/officeDocument/2006/relationships" xmlns:w="http://schemas.openxmlformats.org/wordprocessingml/2006/main" xmlns:w14="http://schemas.microsoft.com/office/word/2010/wordml" xmlns:w15="http://schemas.microsoft.com/office/word/2012/wordml" xmlns:w16cex="http://schemas.microsoft.com/office/word/2018/wordml/cex" xmlns:w16cid="http://schemas.microsoft.com/office/word/2016/wordml/cid" xmlns:w16="http://schemas.microsoft.com/office/word/2018/wordml" xmlns:w16sdtdh="http://schemas.microsoft.com/office/word/2020/wordml/sdtdatahash" xmlns:w16se="http://schemas.microsoft.com/office/word/2015/wordml/symex" mc:Ignorable="w14 w15 w16se w16cid w16 w16cex w16sdtdh">
+<w:styles xmlns:mc="http://schemas.openxmlformats.org/markup-compatibility/2006" xmlns:r="http://schemas.openxmlformats.org/officeDocument/2006/relationships" xmlns:w="http://schemas.openxmlformats.org/wordprocessingml/2006/main" xmlns:w14="http://schemas.microsoft.com/office/word/2010/wordml" xmlns:w15="http://schemas.microsoft.com/office/word/2012/wordml" xmlns:w16cex="http://schemas.microsoft.com/office/word/2018/wordml/cex" xmlns:w16cid="http://schemas.microsoft.com/office/word/2016/wordml/cid" xmlns:w16="http://schemas.microsoft.com/office/word/2018/wordml" xmlns:w16du="http://schemas.microsoft.com/office/word/2023/wordml/word16du" xmlns:w16sdtdh="http://schemas.microsoft.com/office/word/2020/wordml/sdtdatahash" xmlns:w16sdtfl="http://schemas.microsoft.com/office/word/2024/wordml/sdtformatlock" xmlns:w16se="http://schemas.microsoft.com/office/word/2015/wordml/symex" mc:Ignorable="w14 w15 w16se w16cid w16 w16cex w16sdtdh w16sdtfl w16du">
   <w:docDefaults>
     <w:rPrDefault>
       <w:rPr>

--- a/public/doc/emr/print_ranap_dewasa_dokter.docx
+++ b/public/doc/emr/print_ranap_dewasa_dokter.docx
@@ -144,23 +144,7 @@
                 <w:b/>
                 <w:szCs w:val="16"/>
               </w:rPr>
-              <w:t xml:space="preserve">Jl. Mayor Sunaryo No.37, Jetis, </w:t>
-            </w:r>
-            <w:proofErr w:type="spellStart"/>
-            <w:r>
-              <w:rPr>
-                <w:b/>
-                <w:szCs w:val="16"/>
-              </w:rPr>
-              <w:t>Sukoharjo</w:t>
-            </w:r>
-            <w:proofErr w:type="spellEnd"/>
-            <w:r>
-              <w:rPr>
-                <w:b/>
-                <w:szCs w:val="16"/>
-              </w:rPr>
-              <w:t xml:space="preserve"> 57512 Telp (0271) 593979</w:t>
+              <w:t>Jl. Mayor Sunaryo No.37, Jetis, Sukoharjo 57512 Telp (0271) 593979</w:t>
             </w:r>
             <w:r>
               <w:rPr>
@@ -169,21 +153,12 @@
               </w:rPr>
               <w:br/>
             </w:r>
-            <w:proofErr w:type="gramStart"/>
             <w:r>
               <w:rPr>
                 <w:b/>
                 <w:szCs w:val="16"/>
               </w:rPr>
-              <w:t>E-Mail :</w:t>
-            </w:r>
-            <w:proofErr w:type="gramEnd"/>
-            <w:r>
-              <w:rPr>
-                <w:b/>
-                <w:szCs w:val="16"/>
-              </w:rPr>
-              <w:t xml:space="preserve"> </w:t>
+              <w:t xml:space="preserve">E-Mail : </w:t>
             </w:r>
             <w:hyperlink r:id="rId9" w:history="1">
               <w:r>
@@ -202,23 +177,7 @@
                 <w:b/>
                 <w:szCs w:val="16"/>
               </w:rPr>
-              <w:t xml:space="preserve"> </w:t>
-            </w:r>
-            <w:proofErr w:type="gramStart"/>
-            <w:r>
-              <w:rPr>
-                <w:b/>
-                <w:szCs w:val="16"/>
-              </w:rPr>
-              <w:t>Website :</w:t>
-            </w:r>
-            <w:proofErr w:type="gramEnd"/>
-            <w:r>
-              <w:rPr>
-                <w:b/>
-                <w:szCs w:val="16"/>
-              </w:rPr>
-              <w:t xml:space="preserve"> </w:t>
+              <w:t xml:space="preserve"> Website : </w:t>
             </w:r>
             <w:hyperlink r:id="rId10" w:history="1">
               <w:r>
@@ -629,7 +588,23 @@
                 <w:color w:val="FFFFFF" w:themeColor="background1"/>
                 <w:sz w:val="26"/>
               </w:rPr>
-              <w:t>PENGKAJIAN RAWAT INAP DEWASA</w:t>
+              <w:t>PENGKAJIAN</w:t>
+            </w:r>
+            <w:r>
+              <w:rPr>
+                <w:b/>
+                <w:color w:val="FFFFFF" w:themeColor="background1"/>
+                <w:sz w:val="26"/>
+              </w:rPr>
+              <w:t xml:space="preserve"> AWAL</w:t>
+            </w:r>
+            <w:r>
+              <w:rPr>
+                <w:b/>
+                <w:color w:val="FFFFFF" w:themeColor="background1"/>
+                <w:sz w:val="26"/>
+              </w:rPr>
+              <w:t xml:space="preserve"> RAWAT INAP DEWASA</w:t>
             </w:r>
           </w:p>
         </w:tc>
@@ -675,21 +650,14 @@
                 <w:lang w:val="en-ID"/>
               </w:rPr>
             </w:pPr>
-            <w:proofErr w:type="spellStart"/>
-            <w:proofErr w:type="gramStart"/>
             <w:r>
               <w:t>Tanggal</w:t>
             </w:r>
-            <w:proofErr w:type="spellEnd"/>
             <w:r>
               <w:t xml:space="preserve"> </w:t>
             </w:r>
             <w:r>
-              <w:t>:</w:t>
-            </w:r>
-            <w:proofErr w:type="gramEnd"/>
-            <w:r>
-              <w:t xml:space="preserve"> </w:t>
+              <w:t xml:space="preserve">: </w:t>
             </w:r>
             <w:r>
               <w:rPr>
@@ -731,7 +699,6 @@
                 <w:lang w:val="en-ID"/>
               </w:rPr>
             </w:pPr>
-            <w:proofErr w:type="gramStart"/>
             <w:r>
               <w:t>Jam</w:t>
             </w:r>
@@ -739,11 +706,7 @@
               <w:t xml:space="preserve"> </w:t>
             </w:r>
             <w:r>
-              <w:t>:</w:t>
-            </w:r>
-            <w:proofErr w:type="gramEnd"/>
-            <w:r>
-              <w:t xml:space="preserve"> </w:t>
+              <w:t xml:space="preserve">: </w:t>
             </w:r>
             <w:r>
               <w:rPr>
@@ -850,13 +813,8 @@
             <w:tcW w:w="2426" w:type="dxa"/>
           </w:tcPr>
           <w:p>
-            <w:proofErr w:type="spellStart"/>
-            <w:r>
-              <w:t>Keluhan</w:t>
-            </w:r>
-            <w:proofErr w:type="spellEnd"/>
-            <w:r>
-              <w:t xml:space="preserve"> Utama</w:t>
+            <w:r>
+              <w:t>Keluhan Utama</w:t>
             </w:r>
           </w:p>
         </w:tc>
@@ -903,21 +861,8 @@
           </w:tcPr>
           <w:p>
             <w:r>
-              <w:t xml:space="preserve">Riwayat </w:t>
-            </w:r>
-            <w:proofErr w:type="spellStart"/>
-            <w:r>
-              <w:t>Penyakit</w:t>
-            </w:r>
-            <w:proofErr w:type="spellEnd"/>
-            <w:r>
-              <w:t xml:space="preserve"> </w:t>
-            </w:r>
-            <w:proofErr w:type="spellStart"/>
-            <w:r>
-              <w:t>Sekarang</w:t>
-            </w:r>
-            <w:proofErr w:type="spellEnd"/>
+              <w:t>Riwayat Penyakit Sekarang</w:t>
+            </w:r>
           </w:p>
         </w:tc>
         <w:tc>
@@ -963,21 +908,8 @@
           </w:tcPr>
           <w:p>
             <w:r>
-              <w:t xml:space="preserve">Riwayat </w:t>
-            </w:r>
-            <w:proofErr w:type="spellStart"/>
-            <w:r>
-              <w:t>Penyakit</w:t>
-            </w:r>
-            <w:proofErr w:type="spellEnd"/>
-            <w:r>
-              <w:t xml:space="preserve"> </w:t>
-            </w:r>
-            <w:proofErr w:type="spellStart"/>
-            <w:r>
-              <w:t>Dahulu</w:t>
-            </w:r>
-            <w:proofErr w:type="spellEnd"/>
+              <w:t>Riwayat Penyakit Dahulu</w:t>
+            </w:r>
           </w:p>
         </w:tc>
         <w:tc>
@@ -1023,21 +955,8 @@
           </w:tcPr>
           <w:p>
             <w:r>
-              <w:t xml:space="preserve">Riwayat </w:t>
-            </w:r>
-            <w:proofErr w:type="spellStart"/>
-            <w:r>
-              <w:t>Penyakit</w:t>
-            </w:r>
-            <w:proofErr w:type="spellEnd"/>
-            <w:r>
-              <w:t xml:space="preserve"> </w:t>
-            </w:r>
-            <w:proofErr w:type="spellStart"/>
-            <w:r>
-              <w:t>Keluarga</w:t>
-            </w:r>
-            <w:proofErr w:type="spellEnd"/>
+              <w:t>Riwayat Penyakit Keluarga</w:t>
+            </w:r>
           </w:p>
         </w:tc>
         <w:tc>
@@ -1092,13 +1011,8 @@
             <w:gridSpan w:val="3"/>
           </w:tcPr>
           <w:p>
-            <w:proofErr w:type="spellStart"/>
-            <w:r>
-              <w:t>Keadaan</w:t>
-            </w:r>
-            <w:proofErr w:type="spellEnd"/>
-            <w:r>
-              <w:t xml:space="preserve"> Umum</w:t>
+            <w:r>
+              <w:t>Keadaan Umum</w:t>
             </w:r>
           </w:p>
         </w:tc>
@@ -1135,13 +1049,8 @@
             <w:gridSpan w:val="3"/>
           </w:tcPr>
           <w:p>
-            <w:proofErr w:type="spellStart"/>
-            <w:r>
-              <w:t>Tekanan</w:t>
-            </w:r>
-            <w:proofErr w:type="spellEnd"/>
-            <w:r>
-              <w:t xml:space="preserve"> Darah</w:t>
+            <w:r>
+              <w:t>Tekanan Darah</w:t>
             </w:r>
           </w:p>
         </w:tc>
@@ -1184,13 +1093,8 @@
             <w:pPr>
               <w:ind w:right="-105"/>
             </w:pPr>
-            <w:proofErr w:type="spellStart"/>
-            <w:r>
-              <w:t>Saturasi</w:t>
-            </w:r>
-            <w:proofErr w:type="spellEnd"/>
-            <w:r>
-              <w:t xml:space="preserve"> O</w:t>
+            <w:r>
+              <w:t>Saturasi O</w:t>
             </w:r>
             <w:r>
               <w:rPr>
@@ -1233,13 +1137,8 @@
             <w:gridSpan w:val="3"/>
           </w:tcPr>
           <w:p>
-            <w:proofErr w:type="spellStart"/>
-            <w:r>
-              <w:t>Frekuensi</w:t>
-            </w:r>
-            <w:proofErr w:type="spellEnd"/>
-            <w:r>
-              <w:t xml:space="preserve"> Nadi</w:t>
+            <w:r>
+              <w:t>Frekuensi Nadi</w:t>
             </w:r>
           </w:p>
         </w:tc>
@@ -1319,13 +1218,8 @@
             <w:gridSpan w:val="3"/>
           </w:tcPr>
           <w:p>
-            <w:proofErr w:type="spellStart"/>
-            <w:r>
-              <w:t>Frekuensi</w:t>
-            </w:r>
-            <w:proofErr w:type="spellEnd"/>
-            <w:r>
-              <w:t xml:space="preserve"> Nafas</w:t>
+            <w:r>
+              <w:t>Frekuensi Nafas</w:t>
             </w:r>
           </w:p>
         </w:tc>
@@ -1405,11 +1299,9 @@
             <w:gridSpan w:val="3"/>
           </w:tcPr>
           <w:p>
-            <w:proofErr w:type="spellStart"/>
             <w:r>
               <w:t>Suhu</w:t>
             </w:r>
-            <w:proofErr w:type="spellEnd"/>
           </w:p>
         </w:tc>
         <w:tc>
@@ -1553,19 +1445,9 @@
             <w:gridSpan w:val="3"/>
           </w:tcPr>
           <w:p>
-            <w:proofErr w:type="spellStart"/>
-            <w:r>
-              <w:t>Mulut</w:t>
-            </w:r>
-            <w:proofErr w:type="spellEnd"/>
-            <w:r>
-              <w:t xml:space="preserve"> / </w:t>
-            </w:r>
-            <w:proofErr w:type="spellStart"/>
-            <w:r>
-              <w:t>tenggorokan</w:t>
-            </w:r>
-            <w:proofErr w:type="spellEnd"/>
+            <w:r>
+              <w:t>Mulut / tenggorokan</w:t>
+            </w:r>
           </w:p>
         </w:tc>
         <w:tc>
@@ -1644,13 +1526,8 @@
           </w:tcPr>
           <w:p>
             <w:r>
-              <w:t xml:space="preserve">Dada / </w:t>
-            </w:r>
-            <w:proofErr w:type="spellStart"/>
-            <w:r>
-              <w:t>thoraks</w:t>
-            </w:r>
-            <w:proofErr w:type="spellEnd"/>
+              <w:t>Dada / thoraks</w:t>
+            </w:r>
           </w:p>
         </w:tc>
         <w:tc>
@@ -1688,13 +1565,8 @@
             <w:gridSpan w:val="3"/>
           </w:tcPr>
           <w:p>
-            <w:proofErr w:type="spellStart"/>
-            <w:r>
-              <w:t>Jantung</w:t>
-            </w:r>
-            <w:proofErr w:type="spellEnd"/>
-            <w:r>
-              <w:t xml:space="preserve"> (Cor)</w:t>
+            <w:r>
+              <w:t>Jantung (Cor)</w:t>
             </w:r>
           </w:p>
         </w:tc>
@@ -1734,15 +1606,7 @@
           </w:tcPr>
           <w:p>
             <w:r>
-              <w:t>Paru (</w:t>
-            </w:r>
-            <w:proofErr w:type="spellStart"/>
-            <w:r>
-              <w:t>Pulmo</w:t>
-            </w:r>
-            <w:proofErr w:type="spellEnd"/>
-            <w:r>
-              <w:t>)</w:t>
+              <w:t>Paru (Pulmo)</w:t>
             </w:r>
           </w:p>
         </w:tc>
@@ -1821,11 +1685,9 @@
             <w:gridSpan w:val="3"/>
           </w:tcPr>
           <w:p>
-            <w:proofErr w:type="spellStart"/>
             <w:r>
               <w:t>Ekstremitas</w:t>
             </w:r>
-            <w:proofErr w:type="spellEnd"/>
           </w:p>
         </w:tc>
         <w:tc>
@@ -1864,13 +1726,8 @@
           </w:tcPr>
           <w:p>
             <w:r>
-              <w:t xml:space="preserve">Status </w:t>
-            </w:r>
-            <w:proofErr w:type="spellStart"/>
-            <w:r>
-              <w:t>lokalis</w:t>
-            </w:r>
-            <w:proofErr w:type="spellEnd"/>
+              <w:t>Status lokalis</w:t>
+            </w:r>
           </w:p>
         </w:tc>
         <w:tc>
@@ -1908,27 +1765,9 @@
             <w:gridSpan w:val="3"/>
           </w:tcPr>
           <w:p>
-            <w:proofErr w:type="spellStart"/>
-            <w:r>
-              <w:t>Ringkasan</w:t>
-            </w:r>
-            <w:proofErr w:type="spellEnd"/>
-            <w:r>
-              <w:t xml:space="preserve"> </w:t>
-            </w:r>
-            <w:proofErr w:type="spellStart"/>
-            <w:r>
-              <w:t>pemeriksaan</w:t>
-            </w:r>
-            <w:proofErr w:type="spellEnd"/>
-            <w:r>
-              <w:t xml:space="preserve"> </w:t>
-            </w:r>
-            <w:proofErr w:type="spellStart"/>
-            <w:r>
-              <w:t>fisik</w:t>
-            </w:r>
-            <w:proofErr w:type="spellEnd"/>
+            <w:r>
+              <w:t>Ringkasan pemeriksaan fisik</w:t>
+            </w:r>
           </w:p>
         </w:tc>
         <w:tc>
@@ -1993,13 +1832,8 @@
           </w:tcPr>
           <w:p>
             <w:r>
-              <w:t xml:space="preserve">Hasil </w:t>
-            </w:r>
-            <w:proofErr w:type="spellStart"/>
-            <w:r>
-              <w:t>Laboratorium</w:t>
-            </w:r>
-            <w:proofErr w:type="spellEnd"/>
+              <w:t>Hasil Laboratorium</w:t>
+            </w:r>
           </w:p>
         </w:tc>
         <w:tc>
@@ -2041,13 +1875,8 @@
           </w:tcPr>
           <w:p>
             <w:r>
-              <w:t xml:space="preserve">Hasil </w:t>
-            </w:r>
-            <w:proofErr w:type="spellStart"/>
-            <w:r>
-              <w:t>Radiologi</w:t>
-            </w:r>
-            <w:proofErr w:type="spellEnd"/>
+              <w:t>Hasil Radiologi</w:t>
+            </w:r>
           </w:p>
         </w:tc>
         <w:tc>
@@ -2286,46 +2115,21 @@
             <w:pPr>
               <w:keepNext/>
             </w:pPr>
-            <w:proofErr w:type="spellStart"/>
-            <w:r>
-              <w:t>Perkiraan</w:t>
-            </w:r>
-            <w:proofErr w:type="spellEnd"/>
-            <w:r>
-              <w:t xml:space="preserve"> lama </w:t>
-            </w:r>
-            <w:proofErr w:type="spellStart"/>
-            <w:proofErr w:type="gramStart"/>
-            <w:r>
-              <w:t>rawat</w:t>
-            </w:r>
-            <w:proofErr w:type="spellEnd"/>
-            <w:r>
-              <w:t xml:space="preserve"> :</w:t>
-            </w:r>
-            <w:proofErr w:type="gramEnd"/>
+            <w:r>
+              <w:t xml:space="preserve">Perkiraan lama rawat : </w:t>
+            </w:r>
+            <w:r>
+              <w:t>${KRITERIA_PULANG}</w:t>
+            </w:r>
             <w:r>
               <w:t xml:space="preserve"> </w:t>
             </w:r>
             <w:r>
-              <w:t>${KRITERIA_PULANG}</w:t>
-            </w:r>
-            <w:r>
-              <w:t xml:space="preserve"> </w:t>
-            </w:r>
-            <w:r>
               <w:t>${KRITERIA_PULANG_HARI}</w:t>
             </w:r>
             <w:r>
               <w:br/>
-            </w:r>
-            <w:proofErr w:type="gramStart"/>
-            <w:r>
-              <w:t>Alasan :</w:t>
-            </w:r>
-            <w:proofErr w:type="gramEnd"/>
-            <w:r>
-              <w:t xml:space="preserve"> </w:t>
+              <w:t xml:space="preserve">Alasan : </w:t>
             </w:r>
             <w:r>
               <w:t>${KRITERIA_PULANG_KARENA}</w:t>
@@ -2480,33 +2284,8 @@
                 <w:b/>
                 <w:bCs/>
               </w:rPr>
-              <w:t xml:space="preserve">Yang </w:t>
-            </w:r>
-            <w:proofErr w:type="spellStart"/>
-            <w:r>
-              <w:rPr>
-                <w:b/>
-                <w:bCs/>
-              </w:rPr>
-              <w:t>Melakukan</w:t>
-            </w:r>
-            <w:proofErr w:type="spellEnd"/>
-            <w:r>
-              <w:rPr>
-                <w:b/>
-                <w:bCs/>
-              </w:rPr>
-              <w:t xml:space="preserve"> </w:t>
-            </w:r>
-            <w:proofErr w:type="spellStart"/>
-            <w:r>
-              <w:rPr>
-                <w:b/>
-                <w:bCs/>
-              </w:rPr>
-              <w:t>Pengkajian</w:t>
-            </w:r>
-            <w:proofErr w:type="spellEnd"/>
+              <w:t>Yang Melakukan Pengkajian</w:t>
+            </w:r>
           </w:p>
           <w:p>
             <w:pPr>
@@ -2560,7 +2339,6 @@
               <w:keepNext/>
               <w:jc w:val="center"/>
             </w:pPr>
-            <w:proofErr w:type="gramStart"/>
             <w:r>
               <w:t xml:space="preserve">( </w:t>
             </w:r>
@@ -2568,14 +2346,7 @@
               <w:rPr>
                 <w:u w:val="single"/>
               </w:rPr>
-              <w:t>$</w:t>
-            </w:r>
-            <w:proofErr w:type="gramEnd"/>
-            <w:r>
-              <w:rPr>
-                <w:u w:val="single"/>
-              </w:rPr>
-              <w:t>{</w:t>
+              <w:t>${</w:t>
             </w:r>
             <w:r>
               <w:rPr>
@@ -2584,7 +2355,6 @@
               </w:rPr>
               <w:t>FINALISASI_OLEH</w:t>
             </w:r>
-            <w:proofErr w:type="gramStart"/>
             <w:r>
               <w:rPr>
                 <w:u w:val="single"/>
@@ -2594,7 +2364,6 @@
             <w:r>
               <w:t xml:space="preserve"> )</w:t>
             </w:r>
-            <w:proofErr w:type="gramEnd"/>
           </w:p>
           <w:p>
             <w:pPr>
@@ -2610,18 +2379,8 @@
                 <w:szCs w:val="18"/>
                 <w:lang w:val="en-ID"/>
               </w:rPr>
-              <w:t xml:space="preserve">Tanda Tangan dan Nama </w:t>
-            </w:r>
-            <w:proofErr w:type="spellStart"/>
-            <w:r>
-              <w:rPr>
-                <w:sz w:val="14"/>
-                <w:szCs w:val="18"/>
-                <w:lang w:val="en-ID"/>
-              </w:rPr>
-              <w:t>Lengkap</w:t>
-            </w:r>
-            <w:proofErr w:type="spellEnd"/>
+              <w:t>Tanda Tangan dan Nama Lengkap</w:t>
+            </w:r>
           </w:p>
         </w:tc>
       </w:tr>
